--- a/frontend/public/resume.docx
+++ b/frontend/public/resume.docx
@@ -5,13 +5,100 @@
     <w:p>
       <w:pPr>
         <w:pStyle w:val="Heading1"/>
-        <w:rPr>
-          <w:rFonts w:ascii="Calibri" w:hAnsi="Calibri" w:cs="Calibri"/>
-        </w:rPr>
-      </w:pPr>
-      <w:r>
-        <w:rPr>
-          <w:rFonts w:ascii="Calibri" w:hAnsi="Calibri" w:cs="Calibri"/>
+        <w:spacing w:before="0" w:after="120"/>
+        <w:rPr>
+          <w:rFonts w:ascii="Calibri" w:hAnsi="Calibri" w:cs="Calibri"/>
+          <w:b/>
+          <w:bCs/>
+        </w:rPr>
+      </w:pPr>
+      <w:r>
+        <w:rPr>
+          <w:rFonts w:ascii="Calibri" w:hAnsi="Calibri" w:cs="Calibri"/>
+          <w:noProof/>
+          <w:sz w:val="24"/>
+          <w:szCs w:val="24"/>
+          <w14:ligatures w14:val="standardContextual"/>
+        </w:rPr>
+        <w:drawing>
+          <wp:anchor distT="0" distB="0" distL="114300" distR="114300" simplePos="0" relativeHeight="251658240" behindDoc="1" locked="0" layoutInCell="1" allowOverlap="1" wp14:anchorId="5E8ABCF8" wp14:editId="52FA01F5">
+            <wp:simplePos x="0" y="0"/>
+            <wp:positionH relativeFrom="margin">
+              <wp:posOffset>76200</wp:posOffset>
+            </wp:positionH>
+            <wp:positionV relativeFrom="paragraph">
+              <wp:posOffset>57150</wp:posOffset>
+            </wp:positionV>
+            <wp:extent cx="1447800" cy="1403350"/>
+            <wp:effectExtent l="0" t="0" r="0" b="6350"/>
+            <wp:wrapTight wrapText="bothSides">
+              <wp:wrapPolygon edited="0">
+                <wp:start x="1137" y="0"/>
+                <wp:lineTo x="0" y="586"/>
+                <wp:lineTo x="0" y="21111"/>
+                <wp:lineTo x="1137" y="21405"/>
+                <wp:lineTo x="20179" y="21405"/>
+                <wp:lineTo x="21316" y="21111"/>
+                <wp:lineTo x="21316" y="586"/>
+                <wp:lineTo x="20179" y="0"/>
+                <wp:lineTo x="1137" y="0"/>
+              </wp:wrapPolygon>
+            </wp:wrapTight>
+            <wp:docPr id="85827534" name="Picture 3"/>
+            <wp:cNvGraphicFramePr>
+              <a:graphicFrameLocks xmlns:a="http://schemas.openxmlformats.org/drawingml/2006/main" noChangeAspect="1"/>
+            </wp:cNvGraphicFramePr>
+            <a:graphic xmlns:a="http://schemas.openxmlformats.org/drawingml/2006/main">
+              <a:graphicData uri="http://schemas.openxmlformats.org/drawingml/2006/picture">
+                <pic:pic xmlns:pic="http://schemas.openxmlformats.org/drawingml/2006/picture">
+                  <pic:nvPicPr>
+                    <pic:cNvPr id="85827534" name="Picture 85827534"/>
+                    <pic:cNvPicPr/>
+                  </pic:nvPicPr>
+                  <pic:blipFill>
+                    <a:blip r:embed="rId7" cstate="print">
+                      <a:extLst>
+                        <a:ext uri="{28A0092B-C50C-407E-A947-70E740481C1C}">
+                          <a14:useLocalDpi xmlns:a14="http://schemas.microsoft.com/office/drawing/2010/main" val="0"/>
+                        </a:ext>
+                      </a:extLst>
+                    </a:blip>
+                    <a:stretch>
+                      <a:fillRect/>
+                    </a:stretch>
+                  </pic:blipFill>
+                  <pic:spPr>
+                    <a:xfrm>
+                      <a:off x="0" y="0"/>
+                      <a:ext cx="1447800" cy="1403350"/>
+                    </a:xfrm>
+                    <a:prstGeom prst="rect">
+                      <a:avLst/>
+                    </a:prstGeom>
+                    <a:ln>
+                      <a:noFill/>
+                    </a:ln>
+                    <a:effectLst>
+                      <a:softEdge rad="112500"/>
+                    </a:effectLst>
+                  </pic:spPr>
+                </pic:pic>
+              </a:graphicData>
+            </a:graphic>
+            <wp14:sizeRelH relativeFrom="margin">
+              <wp14:pctWidth>0</wp14:pctWidth>
+            </wp14:sizeRelH>
+            <wp14:sizeRelV relativeFrom="margin">
+              <wp14:pctHeight>0</wp14:pctHeight>
+            </wp14:sizeRelV>
+          </wp:anchor>
+        </w:drawing>
+      </w:r>
+      <w:r>
+        <w:rPr>
+          <w:rFonts w:ascii="Calibri" w:hAnsi="Calibri" w:cs="Calibri"/>
+          <w:b/>
+          <w:bCs/>
         </w:rPr>
         <w:t>DeJuan Spencer</w:t>
       </w:r>
@@ -20,6 +107,50 @@
       <w:pPr>
         <w:rPr>
           <w:rFonts w:ascii="Calibri" w:hAnsi="Calibri" w:cs="Calibri"/>
+          <w:sz w:val="24"/>
+          <w:szCs w:val="24"/>
+        </w:rPr>
+      </w:pPr>
+      <w:r>
+        <w:rPr>
+          <w:rFonts w:ascii="Calibri" w:hAnsi="Calibri" w:cs="Calibri"/>
+          <w:b/>
+          <w:bCs/>
+          <w:sz w:val="24"/>
+          <w:szCs w:val="24"/>
+        </w:rPr>
+        <w:t>Software Developer</w:t>
+      </w:r>
+      <w:r>
+        <w:rPr>
+          <w:rFonts w:ascii="Calibri" w:hAnsi="Calibri" w:cs="Calibri"/>
+          <w:sz w:val="24"/>
+          <w:szCs w:val="24"/>
+        </w:rPr>
+        <w:t xml:space="preserve"> with a </w:t>
+      </w:r>
+      <w:r>
+        <w:rPr>
+          <w:rFonts w:ascii="Calibri" w:hAnsi="Calibri" w:cs="Calibri"/>
+          <w:sz w:val="24"/>
+          <w:szCs w:val="24"/>
+        </w:rPr>
+        <w:t>Top-Secret</w:t>
+      </w:r>
+      <w:r>
+        <w:rPr>
+          <w:rFonts w:ascii="Calibri" w:hAnsi="Calibri" w:cs="Calibri"/>
+          <w:sz w:val="24"/>
+          <w:szCs w:val="24"/>
+        </w:rPr>
+        <w:t xml:space="preserve"> Security Clearance and proven success delivering scalable full-stack solutions for enterprise and AI-driven systems. Skilled in .NET, Angular, Python, Azure, and AWS. Strong in leading development cycles, reducing tech debt, and integrating AI/automation into production. Excels in Agile teams and building systems that solve real-world problems.</w:t>
+      </w:r>
+    </w:p>
+    <w:p>
+      <w:pPr>
+        <w:ind w:left="2592"/>
+        <w:rPr>
+          <w:rFonts w:ascii="Calibri" w:hAnsi="Calibri" w:cs="Calibri"/>
         </w:rPr>
       </w:pPr>
       <w:r>
@@ -28,7 +159,7 @@
         </w:rPr>
         <w:t xml:space="preserve">dejuanspencer@gmail.com | LinkedIn: </w:t>
       </w:r>
-      <w:hyperlink r:id="rId7" w:history="1">
+      <w:hyperlink r:id="rId8" w:history="1">
         <w:r>
           <w:rPr>
             <w:rStyle w:val="Hyperlink"/>
@@ -41,15 +172,9 @@
         <w:rPr>
           <w:rFonts w:ascii="Calibri" w:hAnsi="Calibri" w:cs="Calibri"/>
         </w:rPr>
-        <w:t xml:space="preserve"> |</w:t>
-      </w:r>
-      <w:r>
-        <w:rPr>
-          <w:rFonts w:ascii="Calibri" w:hAnsi="Calibri" w:cs="Calibri"/>
-        </w:rPr>
-        <w:t xml:space="preserve">Portfolio: </w:t>
-      </w:r>
-      <w:hyperlink r:id="rId8" w:history="1">
+        <w:t xml:space="preserve"> |Portfolio: </w:t>
+      </w:r>
+      <w:hyperlink r:id="rId9" w:history="1">
         <w:r>
           <w:rPr>
             <w:rStyle w:val="Hyperlink"/>
@@ -61,610 +186,1167 @@
     </w:p>
     <w:p>
       <w:pPr>
-        <w:pStyle w:val="Heading2"/>
-        <w:rPr>
-          <w:rFonts w:ascii="Calibri" w:hAnsi="Calibri" w:cs="Calibri"/>
-        </w:rPr>
-      </w:pPr>
-      <w:r>
-        <w:rPr>
-          <w:rFonts w:ascii="Calibri" w:hAnsi="Calibri" w:cs="Calibri"/>
-        </w:rPr>
-        <w:t>PROFESSIONAL SUMMARY</w:t>
-      </w:r>
+        <w:rPr>
+          <w:rFonts w:ascii="Calibri" w:hAnsi="Calibri" w:cs="Calibri"/>
+        </w:rPr>
+      </w:pPr>
     </w:p>
     <w:p>
       <w:pPr>
-        <w:rPr>
-          <w:rFonts w:ascii="Calibri" w:hAnsi="Calibri" w:cs="Calibri"/>
-        </w:rPr>
-      </w:pPr>
-      <w:r>
-        <w:rPr>
-          <w:rFonts w:ascii="Calibri" w:hAnsi="Calibri" w:cs="Calibri"/>
-        </w:rPr>
-        <w:t>Software Engineer and Intelligence Analyst with an active Top Secret Security Clearance and proven experience supporting enterprise development projects. Skilled in C#, .NET, Angular, Python, and cloud platforms like Azure. Strong collaborator in Agile/Scrum environments, with a focus on building maintainable, scalable solutions. Passionate about innovation, continuous learning, and applying GenAI and automation to real-world challenges.</w:t>
+        <w:pStyle w:val="Heading2"/>
+        <w:rPr>
+          <w:rFonts w:ascii="Calibri" w:hAnsi="Calibri" w:cs="Calibri"/>
+          <w:b/>
+          <w:bCs/>
+        </w:rPr>
+      </w:pPr>
+      <w:r>
+        <w:rPr>
+          <w:rFonts w:ascii="Calibri" w:hAnsi="Calibri" w:cs="Calibri"/>
+          <w:b/>
+          <w:bCs/>
+        </w:rPr>
+        <w:t>TECHNICAL SKILLS</w:t>
       </w:r>
     </w:p>
     <w:p>
       <w:pPr>
-        <w:pStyle w:val="Heading2"/>
-        <w:rPr>
-          <w:rFonts w:ascii="Calibri" w:hAnsi="Calibri" w:cs="Calibri"/>
-        </w:rPr>
-      </w:pPr>
-      <w:r>
-        <w:rPr>
-          <w:rFonts w:ascii="Calibri" w:hAnsi="Calibri" w:cs="Calibri"/>
-        </w:rPr>
-        <w:t>TECHNICAL SKILLS</w:t>
+        <w:spacing w:after="120"/>
+        <w:rPr>
+          <w:rFonts w:ascii="Calibri" w:hAnsi="Calibri" w:cs="Calibri"/>
+          <w:sz w:val="24"/>
+          <w:szCs w:val="24"/>
+        </w:rPr>
+      </w:pPr>
+      <w:r>
+        <w:rPr>
+          <w:rFonts w:ascii="Calibri" w:hAnsi="Calibri" w:cs="Calibri"/>
+          <w:b/>
+          <w:bCs/>
+          <w:sz w:val="24"/>
+          <w:szCs w:val="24"/>
+        </w:rPr>
+        <w:t>Languages</w:t>
+      </w:r>
+      <w:r>
+        <w:rPr>
+          <w:rFonts w:ascii="Calibri" w:hAnsi="Calibri" w:cs="Calibri"/>
+          <w:sz w:val="24"/>
+          <w:szCs w:val="24"/>
+        </w:rPr>
+        <w:t>: C#, TypeScript, Python, Java, JavaScript</w:t>
       </w:r>
     </w:p>
     <w:p>
       <w:pPr>
-        <w:rPr>
-          <w:rFonts w:ascii="Calibri" w:hAnsi="Calibri" w:cs="Calibri"/>
-        </w:rPr>
-      </w:pPr>
-      <w:r>
-        <w:rPr>
-          <w:rFonts w:ascii="Calibri" w:hAnsi="Calibri" w:cs="Calibri"/>
-        </w:rPr>
-        <w:t>Languages &amp; Frameworks: C#, .NET, Python, Angular, React, Java, JavaScript, TypeScript, Node.js, Spring, Hibernate</w:t>
-      </w:r>
-      <w:r>
-        <w:rPr>
-          <w:rFonts w:ascii="Calibri" w:hAnsi="Calibri" w:cs="Calibri"/>
-        </w:rPr>
-        <w:br/>
-        <w:t>Cloud Platforms: Azure, AWS, GCP</w:t>
-      </w:r>
-      <w:r>
-        <w:rPr>
-          <w:rFonts w:ascii="Calibri" w:hAnsi="Calibri" w:cs="Calibri"/>
-        </w:rPr>
-        <w:br/>
-        <w:t>Databases &amp; APIs: SQL Server, PostgreSQL, Dataverse, REST APIs, Power Query (ETL)</w:t>
-      </w:r>
-      <w:r>
-        <w:rPr>
-          <w:rFonts w:ascii="Calibri" w:hAnsi="Calibri" w:cs="Calibri"/>
-        </w:rPr>
-        <w:br/>
-        <w:t xml:space="preserve">DevOps &amp; Tools: Git, GitHub, CI/CD, </w:t>
-      </w:r>
-      <w:proofErr w:type="spellStart"/>
-      <w:r>
-        <w:rPr>
-          <w:rFonts w:ascii="Calibri" w:hAnsi="Calibri" w:cs="Calibri"/>
-        </w:rPr>
-        <w:t>ShareGate</w:t>
-      </w:r>
-      <w:proofErr w:type="spellEnd"/>
-      <w:r>
-        <w:rPr>
-          <w:rFonts w:ascii="Calibri" w:hAnsi="Calibri" w:cs="Calibri"/>
-        </w:rPr>
-        <w:t>, CPOF</w:t>
-      </w:r>
-      <w:r>
-        <w:rPr>
-          <w:rFonts w:ascii="Calibri" w:hAnsi="Calibri" w:cs="Calibri"/>
-        </w:rPr>
-        <w:br/>
-        <w:t>Practices: Agile (Scrum), TDD, MVC, OOP, Atomic Design, DDD</w:t>
-      </w:r>
-      <w:r>
-        <w:rPr>
-          <w:rFonts w:ascii="Calibri" w:hAnsi="Calibri" w:cs="Calibri"/>
-        </w:rPr>
-        <w:br/>
-        <w:t>Other: Power Platform, Prompt Engineering, SharePoint, AI/GenAI Concepts</w:t>
+        <w:spacing w:after="120"/>
+        <w:rPr>
+          <w:rFonts w:ascii="Calibri" w:hAnsi="Calibri" w:cs="Calibri"/>
+          <w:sz w:val="24"/>
+          <w:szCs w:val="24"/>
+        </w:rPr>
+      </w:pPr>
+      <w:r>
+        <w:rPr>
+          <w:rFonts w:ascii="Calibri" w:hAnsi="Calibri" w:cs="Calibri"/>
+          <w:b/>
+          <w:bCs/>
+          <w:sz w:val="24"/>
+          <w:szCs w:val="24"/>
+        </w:rPr>
+        <w:t>Frameworks</w:t>
+      </w:r>
+      <w:r>
+        <w:rPr>
+          <w:rFonts w:ascii="Calibri" w:hAnsi="Calibri" w:cs="Calibri"/>
+          <w:sz w:val="24"/>
+          <w:szCs w:val="24"/>
+        </w:rPr>
+        <w:t>: .NET Core, Angular, React, Node.js, Spring Boot</w:t>
       </w:r>
     </w:p>
     <w:p>
       <w:pPr>
-        <w:pStyle w:val="Heading2"/>
-        <w:rPr>
-          <w:rFonts w:ascii="Calibri" w:hAnsi="Calibri" w:cs="Calibri"/>
-        </w:rPr>
-      </w:pPr>
-      <w:r>
-        <w:rPr>
-          <w:rFonts w:ascii="Calibri" w:hAnsi="Calibri" w:cs="Calibri"/>
-        </w:rPr>
-        <w:t>PROFESSIONAL EXPERIENCE</w:t>
+        <w:spacing w:after="120"/>
+        <w:rPr>
+          <w:rFonts w:ascii="Calibri" w:hAnsi="Calibri" w:cs="Calibri"/>
+          <w:sz w:val="24"/>
+          <w:szCs w:val="24"/>
+        </w:rPr>
+      </w:pPr>
+      <w:r>
+        <w:rPr>
+          <w:rFonts w:ascii="Calibri" w:hAnsi="Calibri" w:cs="Calibri"/>
+          <w:b/>
+          <w:bCs/>
+          <w:sz w:val="24"/>
+          <w:szCs w:val="24"/>
+        </w:rPr>
+        <w:t>DevOps &amp; Cloud</w:t>
+      </w:r>
+      <w:r>
+        <w:rPr>
+          <w:rFonts w:ascii="Calibri" w:hAnsi="Calibri" w:cs="Calibri"/>
+          <w:sz w:val="24"/>
+          <w:szCs w:val="24"/>
+        </w:rPr>
+        <w:t>: Azure, AWS, GCP, CI/CD, Git, GitHub</w:t>
       </w:r>
     </w:p>
     <w:p>
       <w:pPr>
-        <w:rPr>
-          <w:rFonts w:ascii="Calibri" w:hAnsi="Calibri" w:cs="Calibri"/>
+        <w:spacing w:after="120"/>
+        <w:rPr>
+          <w:rFonts w:ascii="Calibri" w:hAnsi="Calibri" w:cs="Calibri"/>
+          <w:sz w:val="24"/>
+          <w:szCs w:val="24"/>
         </w:rPr>
       </w:pPr>
       <w:r>
         <w:rPr>
           <w:rFonts w:ascii="Calibri" w:hAnsi="Calibri" w:cs="Calibri"/>
           <w:b/>
-        </w:rPr>
-        <w:t>Insight Enterprises – Software Development Consultant | May 2022 – Nov 2024</w:t>
-      </w:r>
-      <w:r>
-        <w:rPr>
-          <w:rFonts w:ascii="Calibri" w:hAnsi="Calibri" w:cs="Calibri"/>
-          <w:b/>
-        </w:rPr>
-        <w:br/>
-      </w:r>
-      <w:r>
-        <w:rPr>
-          <w:rFonts w:ascii="Calibri" w:hAnsi="Calibri" w:cs="Calibri"/>
-        </w:rPr>
-        <w:t>- Contributed to full-stack development using C#, .NET, Angular, and Python for scalable enterprise applications.</w:t>
-      </w:r>
-      <w:r>
-        <w:rPr>
-          <w:rFonts w:ascii="Calibri" w:hAnsi="Calibri" w:cs="Calibri"/>
-        </w:rPr>
-        <w:br/>
-        <w:t>- Participated in Agile ceremonies and collaborated with cross-functional teams.</w:t>
-      </w:r>
-      <w:r>
-        <w:rPr>
-          <w:rFonts w:ascii="Calibri" w:hAnsi="Calibri" w:cs="Calibri"/>
-        </w:rPr>
-        <w:br/>
-        <w:t>- Built modular, reusable components to improve maintainability and reduce tech debt.</w:t>
-      </w:r>
-      <w:r>
-        <w:rPr>
-          <w:rFonts w:ascii="Calibri" w:hAnsi="Calibri" w:cs="Calibri"/>
-        </w:rPr>
-        <w:br/>
-        <w:t>- Integrated Microsoft Power Platform to automate workflows and streamline data entry.</w:t>
-      </w:r>
-      <w:r>
-        <w:rPr>
-          <w:rFonts w:ascii="Calibri" w:hAnsi="Calibri" w:cs="Calibri"/>
-        </w:rPr>
-        <w:br/>
-        <w:t>- Assisted in GenAI R&amp;D to enhance code generation and internal tooling.</w:t>
-      </w:r>
-      <w:r>
-        <w:rPr>
-          <w:rFonts w:ascii="Calibri" w:hAnsi="Calibri" w:cs="Calibri"/>
-        </w:rPr>
-        <w:br/>
-        <w:t>- State of New Mexico: Supported Power Query + Power Apps workflows.</w:t>
-      </w:r>
-      <w:r>
-        <w:rPr>
-          <w:rFonts w:ascii="Calibri" w:hAnsi="Calibri" w:cs="Calibri"/>
-        </w:rPr>
-        <w:br/>
-        <w:t>- BlueScope Steel: Helped migrate InfoPath to PowerApps and automate with Power Automate.</w:t>
-      </w:r>
-      <w:r>
-        <w:rPr>
-          <w:rFonts w:ascii="Calibri" w:hAnsi="Calibri" w:cs="Calibri"/>
-        </w:rPr>
-        <w:br/>
-        <w:t>- Relias: Contributed Angular components based on Atomic Design principles.</w:t>
-      </w:r>
-      <w:r>
-        <w:rPr>
-          <w:rFonts w:ascii="Calibri" w:hAnsi="Calibri" w:cs="Calibri"/>
-        </w:rPr>
-        <w:br/>
-      </w:r>
-      <w:r>
-        <w:rPr>
-          <w:rFonts w:ascii="Calibri" w:hAnsi="Calibri" w:cs="Calibri"/>
-        </w:rPr>
-        <w:t>-</w:t>
-      </w:r>
-      <w:r>
-        <w:rPr>
-          <w:rFonts w:ascii="Calibri" w:hAnsi="Calibri" w:cs="Calibri"/>
-        </w:rPr>
-        <w:t xml:space="preserve"> Internal Tool: Built a Python + Google Calendar ChatGPT plugin for scheduling automation.</w:t>
-      </w:r>
-      <w:r>
-        <w:rPr>
-          <w:rFonts w:ascii="Calibri" w:hAnsi="Calibri" w:cs="Calibri"/>
-        </w:rPr>
-        <w:br/>
-        <w:t>- Skills Matrix App: Designed a C#/Angular tool to visualize team capabilities.</w:t>
-      </w:r>
-      <w:r>
-        <w:rPr>
-          <w:rFonts w:ascii="Calibri" w:hAnsi="Calibri" w:cs="Calibri"/>
-        </w:rPr>
-        <w:br/>
+          <w:bCs/>
+          <w:sz w:val="24"/>
+          <w:szCs w:val="24"/>
+        </w:rPr>
+        <w:t>Data &amp; APIs</w:t>
+      </w:r>
+      <w:r>
+        <w:rPr>
+          <w:rFonts w:ascii="Calibri" w:hAnsi="Calibri" w:cs="Calibri"/>
+          <w:sz w:val="24"/>
+          <w:szCs w:val="24"/>
+        </w:rPr>
+        <w:t>: SQL Server, PostgreSQL, REST APIs, Dataverse, Power Query</w:t>
       </w:r>
     </w:p>
     <w:p>
       <w:pPr>
-        <w:rPr>
-          <w:rFonts w:ascii="Calibri" w:hAnsi="Calibri" w:cs="Calibri"/>
+        <w:spacing w:after="120"/>
+        <w:rPr>
+          <w:rFonts w:ascii="Calibri" w:hAnsi="Calibri" w:cs="Calibri"/>
+          <w:sz w:val="24"/>
+          <w:szCs w:val="24"/>
         </w:rPr>
       </w:pPr>
       <w:r>
         <w:rPr>
           <w:rFonts w:ascii="Calibri" w:hAnsi="Calibri" w:cs="Calibri"/>
           <w:b/>
-        </w:rPr>
-        <w:t xml:space="preserve">Ohio Army National Guard </w:t>
-      </w:r>
-      <w:r>
-        <w:rPr>
-          <w:rFonts w:ascii="Calibri" w:hAnsi="Calibri" w:cs="Calibri"/>
-          <w:b/>
-        </w:rPr>
-        <w:t>-</w:t>
-      </w:r>
-      <w:r>
-        <w:rPr>
-          <w:rFonts w:ascii="Calibri" w:hAnsi="Calibri" w:cs="Calibri"/>
-          <w:b/>
-        </w:rPr>
-        <w:t xml:space="preserve"> Intelligence Analyst | Feb 2017 </w:t>
-      </w:r>
-      <w:r>
-        <w:rPr>
-          <w:rFonts w:ascii="Calibri" w:hAnsi="Calibri" w:cs="Calibri"/>
-          <w:b/>
-        </w:rPr>
-        <w:t xml:space="preserve">- </w:t>
-      </w:r>
-      <w:r>
-        <w:rPr>
-          <w:rFonts w:ascii="Calibri" w:hAnsi="Calibri" w:cs="Calibri"/>
-          <w:b/>
-        </w:rPr>
-        <w:t>Feb 2025</w:t>
-      </w:r>
-      <w:r>
-        <w:rPr>
-          <w:rFonts w:ascii="Calibri" w:hAnsi="Calibri" w:cs="Calibri"/>
-          <w:b/>
-        </w:rPr>
-        <w:br/>
-      </w:r>
-      <w:r>
-        <w:rPr>
-          <w:rFonts w:ascii="Calibri" w:hAnsi="Calibri" w:cs="Calibri"/>
-        </w:rPr>
-        <w:t>- Collected and analyzed intelligence data to support decision-making.</w:t>
-      </w:r>
-      <w:r>
-        <w:rPr>
-          <w:rFonts w:ascii="Calibri" w:hAnsi="Calibri" w:cs="Calibri"/>
-        </w:rPr>
-        <w:br/>
-        <w:t>- Used SIGINT, HUMINT, and geospatial tools to assess threats.</w:t>
-      </w:r>
-      <w:r>
-        <w:rPr>
-          <w:rFonts w:ascii="Calibri" w:hAnsi="Calibri" w:cs="Calibri"/>
-        </w:rPr>
-        <w:br/>
-        <w:t>- Delivered timely intelligence briefings to senior leadership.</w:t>
-      </w:r>
-      <w:r>
-        <w:rPr>
-          <w:rFonts w:ascii="Calibri" w:hAnsi="Calibri" w:cs="Calibri"/>
-        </w:rPr>
-        <w:br/>
-      </w:r>
-      <w:r>
-        <w:rPr>
-          <w:rFonts w:ascii="Calibri" w:hAnsi="Calibri" w:cs="Calibri"/>
-        </w:rPr>
-        <w:lastRenderedPageBreak/>
-        <w:t>- Collaborated with inter-agency teams for intelligence sharing.</w:t>
-      </w:r>
-      <w:r>
-        <w:rPr>
-          <w:rFonts w:ascii="Calibri" w:hAnsi="Calibri" w:cs="Calibri"/>
-        </w:rPr>
-        <w:br/>
+          <w:bCs/>
+          <w:sz w:val="24"/>
+          <w:szCs w:val="24"/>
+        </w:rPr>
+        <w:t>Tools &amp; Practices</w:t>
+      </w:r>
+      <w:r>
+        <w:rPr>
+          <w:rFonts w:ascii="Calibri" w:hAnsi="Calibri" w:cs="Calibri"/>
+          <w:sz w:val="24"/>
+          <w:szCs w:val="24"/>
+        </w:rPr>
+        <w:t>: Power Platform, SharePoint, Prompt Engineering, MVC, TDD, Atomic Design, DDD</w:t>
       </w:r>
     </w:p>
     <w:p>
       <w:pPr>
-        <w:pStyle w:val="Heading2"/>
-        <w:rPr>
-          <w:rFonts w:ascii="Calibri" w:hAnsi="Calibri" w:cs="Calibri"/>
-        </w:rPr>
-      </w:pPr>
-      <w:r>
-        <w:rPr>
-          <w:rFonts w:ascii="Calibri" w:hAnsi="Calibri" w:cs="Calibri"/>
-        </w:rPr>
-        <w:t>PERSONAL PROJECTS</w:t>
-      </w:r>
+        <w:spacing w:after="120"/>
+        <w:rPr>
+          <w:rFonts w:ascii="Calibri" w:hAnsi="Calibri" w:cs="Calibri"/>
+          <w:sz w:val="24"/>
+          <w:szCs w:val="24"/>
+        </w:rPr>
+      </w:pPr>
     </w:p>
     <w:p>
       <w:pPr>
-        <w:rPr>
-          <w:rFonts w:ascii="Calibri" w:hAnsi="Calibri" w:cs="Calibri"/>
-        </w:rPr>
-      </w:pPr>
-      <w:r>
-        <w:rPr>
-          <w:rFonts w:ascii="Calibri" w:hAnsi="Calibri" w:cs="Calibri"/>
+        <w:pStyle w:val="Heading2"/>
+        <w:rPr>
           <w:b/>
-        </w:rPr>
-        <w:t>Learning Web App | Python, OpenAI API, Angular</w:t>
-      </w:r>
-      <w:r>
-        <w:rPr>
-          <w:rFonts w:ascii="Calibri" w:hAnsi="Calibri" w:cs="Calibri"/>
+          <w:bCs/>
+        </w:rPr>
+      </w:pPr>
+      <w:r>
+        <w:rPr>
           <w:b/>
-        </w:rPr>
-        <w:br/>
-      </w:r>
-      <w:r>
-        <w:rPr>
-          <w:rFonts w:ascii="Calibri" w:hAnsi="Calibri" w:cs="Calibri"/>
-        </w:rPr>
-        <w:t>Built a Socratic learning platform with LLM-based question flows and instinctive elaboration techniques to deepen understanding.</w:t>
-      </w:r>
-      <w:r>
-        <w:rPr>
-          <w:rFonts w:ascii="Calibri" w:hAnsi="Calibri" w:cs="Calibri"/>
-        </w:rPr>
-        <w:br/>
-      </w:r>
-      <w:r>
-        <w:rPr>
-          <w:rFonts w:ascii="Calibri" w:hAnsi="Calibri" w:cs="Calibri"/>
-          <w:b/>
-        </w:rPr>
-        <w:t xml:space="preserve">Workout Tracker </w:t>
-      </w:r>
-      <w:r>
-        <w:rPr>
-          <w:rFonts w:ascii="Calibri" w:hAnsi="Calibri" w:cs="Calibri"/>
-          <w:b/>
-        </w:rPr>
-        <w:t>|</w:t>
-      </w:r>
-      <w:r>
-        <w:rPr>
-          <w:rFonts w:ascii="Calibri" w:hAnsi="Calibri" w:cs="Calibri"/>
-          <w:b/>
-        </w:rPr>
-        <w:t xml:space="preserve"> Blazor, .NET Core, SQL Server</w:t>
-      </w:r>
-      <w:r>
-        <w:rPr>
-          <w:rFonts w:ascii="Calibri" w:hAnsi="Calibri" w:cs="Calibri"/>
-          <w:b/>
-        </w:rPr>
-        <w:br/>
-      </w:r>
-      <w:r>
-        <w:rPr>
-          <w:rFonts w:ascii="Calibri" w:hAnsi="Calibri" w:cs="Calibri"/>
-        </w:rPr>
-        <w:t>Developed a fitness app to log workouts, calculate trends, and gamify performance using analytics.</w:t>
-      </w:r>
-      <w:r>
-        <w:rPr>
-          <w:rFonts w:ascii="Calibri" w:hAnsi="Calibri" w:cs="Calibri"/>
-        </w:rPr>
-        <w:br/>
-      </w:r>
-      <w:r>
-        <w:rPr>
-          <w:rFonts w:ascii="Calibri" w:hAnsi="Calibri" w:cs="Calibri"/>
-          <w:b/>
-        </w:rPr>
-        <w:t>Knowledge Hub | Next.js, TypeScript, PostgreSQL, Azure OpenAI</w:t>
-      </w:r>
-      <w:r>
-        <w:rPr>
-          <w:rFonts w:ascii="Calibri" w:hAnsi="Calibri" w:cs="Calibri"/>
-          <w:b/>
-        </w:rPr>
-        <w:br/>
-      </w:r>
-      <w:r>
-        <w:rPr>
-          <w:rFonts w:ascii="Calibri" w:hAnsi="Calibri" w:cs="Calibri"/>
-        </w:rPr>
-        <w:t>Created a Bing-powered AI content recommender with Puppeteer-based article scraping and Socratic chatbot reflections.</w:t>
-      </w:r>
-      <w:r>
-        <w:rPr>
-          <w:rFonts w:ascii="Calibri" w:hAnsi="Calibri" w:cs="Calibri"/>
-        </w:rPr>
-        <w:br/>
-      </w:r>
-      <w:proofErr w:type="spellStart"/>
-      <w:r>
-        <w:rPr>
-          <w:rFonts w:ascii="Calibri" w:hAnsi="Calibri" w:cs="Calibri"/>
-          <w:b/>
-        </w:rPr>
-        <w:t>Senzu</w:t>
-      </w:r>
-      <w:proofErr w:type="spellEnd"/>
-      <w:r>
-        <w:rPr>
-          <w:rFonts w:ascii="Calibri" w:hAnsi="Calibri" w:cs="Calibri"/>
-          <w:b/>
-        </w:rPr>
-        <w:t xml:space="preserve"> App MVP | .NET Core, Angular</w:t>
-      </w:r>
-      <w:r>
-        <w:rPr>
-          <w:rFonts w:ascii="Calibri" w:hAnsi="Calibri" w:cs="Calibri"/>
-          <w:b/>
-        </w:rPr>
-        <w:br/>
-      </w:r>
-      <w:r>
-        <w:rPr>
-          <w:rFonts w:ascii="Calibri" w:hAnsi="Calibri" w:cs="Calibri"/>
-        </w:rPr>
-        <w:t>Prototype for martial arts video instruction platform with AI feedback, progress tracking, and skill tiering.</w:t>
-      </w:r>
-      <w:r>
-        <w:rPr>
-          <w:rFonts w:ascii="Calibri" w:hAnsi="Calibri" w:cs="Calibri"/>
-        </w:rPr>
-        <w:br/>
+          <w:bCs/>
+        </w:rPr>
+        <w:t>EXPERIENCE</w:t>
       </w:r>
     </w:p>
     <w:p>
       <w:pPr>
-        <w:pStyle w:val="Heading2"/>
-        <w:rPr>
-          <w:rFonts w:ascii="Calibri" w:hAnsi="Calibri" w:cs="Calibri"/>
-        </w:rPr>
-      </w:pPr>
-      <w:r>
-        <w:rPr>
-          <w:rFonts w:ascii="Calibri" w:hAnsi="Calibri" w:cs="Calibri"/>
-        </w:rPr>
-        <w:t>EDUCATION &amp; TRAINING</w:t>
+        <w:rPr>
+          <w:rFonts w:ascii="Calibri" w:eastAsiaTheme="majorEastAsia" w:hAnsi="Calibri" w:cs="Calibri"/>
+          <w:b/>
+          <w:bCs/>
+          <w:color w:val="0F4761" w:themeColor="accent1" w:themeShade="BF"/>
+          <w:sz w:val="32"/>
+          <w:szCs w:val="32"/>
+        </w:rPr>
+      </w:pPr>
+      <w:r>
+        <w:rPr>
+          <w:rFonts w:ascii="Calibri" w:eastAsiaTheme="majorEastAsia" w:hAnsi="Calibri" w:cs="Calibri"/>
+          <w:color w:val="0F4761" w:themeColor="accent1" w:themeShade="BF"/>
+          <w:sz w:val="32"/>
+          <w:szCs w:val="32"/>
+        </w:rPr>
+        <w:t>Independent Software Engineer</w:t>
+      </w:r>
+      <w:r>
+        <w:rPr>
+          <w:rFonts w:ascii="Calibri" w:eastAsiaTheme="majorEastAsia" w:hAnsi="Calibri" w:cs="Calibri"/>
+          <w:b/>
+          <w:bCs/>
+          <w:color w:val="0F4761" w:themeColor="accent1" w:themeShade="BF"/>
+          <w:sz w:val="32"/>
+          <w:szCs w:val="32"/>
+        </w:rPr>
+        <w:br/>
+      </w:r>
+      <w:r>
+        <w:rPr>
+          <w:rFonts w:ascii="Calibri" w:hAnsi="Calibri" w:cs="Calibri"/>
+          <w:b/>
+          <w:bCs/>
+          <w:sz w:val="24"/>
+          <w:szCs w:val="24"/>
+        </w:rPr>
+        <w:t>Remote | Nov 2024 – Present</w:t>
       </w:r>
     </w:p>
     <w:p>
       <w:pPr>
-        <w:rPr>
-          <w:rFonts w:ascii="Calibri" w:hAnsi="Calibri" w:cs="Calibri"/>
-        </w:rPr>
-      </w:pPr>
-      <w:r>
-        <w:rPr>
-          <w:rFonts w:ascii="Calibri" w:hAnsi="Calibri" w:cs="Calibri"/>
-        </w:rPr>
-        <w:t xml:space="preserve">Western Governors University </w:t>
-      </w:r>
-      <w:r>
-        <w:rPr>
-          <w:rFonts w:ascii="Calibri" w:hAnsi="Calibri" w:cs="Calibri"/>
-        </w:rPr>
-        <w:t xml:space="preserve">- </w:t>
-      </w:r>
-      <w:r>
-        <w:rPr>
-          <w:rFonts w:ascii="Calibri" w:hAnsi="Calibri" w:cs="Calibri"/>
-        </w:rPr>
-        <w:t>B.S. in Software Engineering (Expected March 2026)</w:t>
-      </w:r>
-      <w:r>
-        <w:rPr>
-          <w:rFonts w:ascii="Calibri" w:hAnsi="Calibri" w:cs="Calibri"/>
-        </w:rPr>
-        <w:br/>
-        <w:t>We Can Code IT</w:t>
-      </w:r>
-      <w:r>
-        <w:rPr>
-          <w:rFonts w:ascii="Calibri" w:hAnsi="Calibri" w:cs="Calibri"/>
-        </w:rPr>
-        <w:t xml:space="preserve"> - </w:t>
-      </w:r>
-      <w:r>
-        <w:rPr>
-          <w:rFonts w:ascii="Calibri" w:hAnsi="Calibri" w:cs="Calibri"/>
-        </w:rPr>
-        <w:t>Full-stack Bootcamp: Java, Spring Boot, REST APIs</w:t>
-      </w:r>
-      <w:r>
-        <w:rPr>
-          <w:rFonts w:ascii="Calibri" w:hAnsi="Calibri" w:cs="Calibri"/>
-        </w:rPr>
-        <w:br/>
-        <w:t xml:space="preserve">Military Intelligence Training </w:t>
-      </w:r>
-      <w:r>
-        <w:rPr>
-          <w:rFonts w:ascii="Calibri" w:hAnsi="Calibri" w:cs="Calibri"/>
+        <w:pStyle w:val="ListParagraph"/>
+        <w:numPr>
+          <w:ilvl w:val="0"/>
+          <w:numId w:val="16"/>
+        </w:numPr>
+        <w:rPr>
+          <w:rFonts w:ascii="Calibri" w:hAnsi="Calibri" w:cs="Calibri"/>
+          <w:sz w:val="24"/>
+          <w:szCs w:val="24"/>
+        </w:rPr>
+      </w:pPr>
+      <w:r>
+        <w:rPr>
+          <w:rFonts w:ascii="Calibri" w:hAnsi="Calibri" w:cs="Calibri"/>
+          <w:sz w:val="24"/>
+          <w:szCs w:val="24"/>
+        </w:rPr>
+        <w:t>Led end</w:t>
+      </w:r>
+      <w:r>
+        <w:rPr>
+          <w:rFonts w:ascii="Calibri" w:hAnsi="Calibri" w:cs="Calibri"/>
+          <w:sz w:val="24"/>
+          <w:szCs w:val="24"/>
         </w:rPr>
         <w:t>-</w:t>
       </w:r>
       <w:r>
         <w:rPr>
           <w:rFonts w:ascii="Calibri" w:hAnsi="Calibri" w:cs="Calibri"/>
-        </w:rPr>
-        <w:t xml:space="preserve"> Active Top Secret Security Clearance</w:t>
-      </w:r>
-      <w:r>
-        <w:rPr>
-          <w:rFonts w:ascii="Calibri" w:hAnsi="Calibri" w:cs="Calibri"/>
-        </w:rPr>
-        <w:br/>
+          <w:sz w:val="24"/>
+          <w:szCs w:val="24"/>
+        </w:rPr>
+        <w:t>to</w:t>
+      </w:r>
+      <w:r>
+        <w:rPr>
+          <w:rFonts w:ascii="Calibri" w:hAnsi="Calibri" w:cs="Calibri"/>
+          <w:sz w:val="24"/>
+          <w:szCs w:val="24"/>
+        </w:rPr>
+        <w:t>-</w:t>
+      </w:r>
+      <w:r>
+        <w:rPr>
+          <w:rFonts w:ascii="Calibri" w:hAnsi="Calibri" w:cs="Calibri"/>
+          <w:sz w:val="24"/>
+          <w:szCs w:val="24"/>
+        </w:rPr>
+        <w:t>end development of full</w:t>
+      </w:r>
+      <w:r>
+        <w:rPr>
+          <w:rFonts w:ascii="Calibri" w:hAnsi="Calibri" w:cs="Calibri"/>
+          <w:sz w:val="24"/>
+          <w:szCs w:val="24"/>
+        </w:rPr>
+        <w:t>-</w:t>
+      </w:r>
+      <w:r>
+        <w:rPr>
+          <w:rFonts w:ascii="Calibri" w:hAnsi="Calibri" w:cs="Calibri"/>
+          <w:sz w:val="24"/>
+          <w:szCs w:val="24"/>
+        </w:rPr>
+        <w:t>stack applications integrating GenAI for real</w:t>
+      </w:r>
+      <w:r>
+        <w:rPr>
+          <w:rFonts w:ascii="Calibri" w:hAnsi="Calibri" w:cs="Calibri"/>
+          <w:sz w:val="24"/>
+          <w:szCs w:val="24"/>
+        </w:rPr>
+        <w:t>-</w:t>
+      </w:r>
+      <w:r>
+        <w:rPr>
+          <w:rFonts w:ascii="Calibri" w:hAnsi="Calibri" w:cs="Calibri"/>
+          <w:sz w:val="24"/>
+          <w:szCs w:val="24"/>
+        </w:rPr>
+        <w:t>time learning and automation.</w:t>
       </w:r>
     </w:p>
     <w:p>
       <w:pPr>
-        <w:pStyle w:val="Heading2"/>
-        <w:rPr>
-          <w:rFonts w:ascii="Calibri" w:hAnsi="Calibri" w:cs="Calibri"/>
-        </w:rPr>
-      </w:pPr>
-      <w:r>
-        <w:rPr>
-          <w:rFonts w:ascii="Calibri" w:hAnsi="Calibri" w:cs="Calibri"/>
-        </w:rPr>
-        <w:t>ADDITIONAL EXPERIENCE</w:t>
+        <w:pStyle w:val="ListParagraph"/>
+        <w:numPr>
+          <w:ilvl w:val="0"/>
+          <w:numId w:val="16"/>
+        </w:numPr>
+        <w:rPr>
+          <w:rFonts w:ascii="Calibri" w:hAnsi="Calibri" w:cs="Calibri"/>
+          <w:sz w:val="24"/>
+          <w:szCs w:val="24"/>
+        </w:rPr>
+      </w:pPr>
+      <w:r>
+        <w:rPr>
+          <w:rFonts w:ascii="Calibri" w:hAnsi="Calibri" w:cs="Calibri"/>
+          <w:sz w:val="24"/>
+          <w:szCs w:val="24"/>
+        </w:rPr>
+        <w:t xml:space="preserve">Built </w:t>
+      </w:r>
+      <w:proofErr w:type="spellStart"/>
+      <w:r>
+        <w:rPr>
+          <w:rFonts w:ascii="Calibri" w:hAnsi="Calibri" w:cs="Calibri"/>
+          <w:sz w:val="24"/>
+          <w:szCs w:val="24"/>
+        </w:rPr>
+        <w:t>Senzu</w:t>
+      </w:r>
+      <w:proofErr w:type="spellEnd"/>
+      <w:r>
+        <w:rPr>
+          <w:rFonts w:ascii="Calibri" w:hAnsi="Calibri" w:cs="Calibri"/>
+          <w:sz w:val="24"/>
+          <w:szCs w:val="24"/>
+        </w:rPr>
+        <w:t>, a martial arts platform offering real</w:t>
+      </w:r>
+      <w:r>
+        <w:rPr>
+          <w:rFonts w:ascii="Calibri" w:hAnsi="Calibri" w:cs="Calibri"/>
+          <w:sz w:val="24"/>
+          <w:szCs w:val="24"/>
+        </w:rPr>
+        <w:t>-</w:t>
+      </w:r>
+      <w:r>
+        <w:rPr>
+          <w:rFonts w:ascii="Calibri" w:hAnsi="Calibri" w:cs="Calibri"/>
+          <w:sz w:val="24"/>
+          <w:szCs w:val="24"/>
+        </w:rPr>
+        <w:t>time video analysis and feedback for skill tracking.</w:t>
       </w:r>
     </w:p>
     <w:p>
       <w:pPr>
-        <w:rPr>
-          <w:rFonts w:ascii="Calibri" w:hAnsi="Calibri" w:cs="Calibri"/>
-        </w:rPr>
-      </w:pPr>
-      <w:r>
-        <w:rPr>
-          <w:rFonts w:ascii="Calibri" w:hAnsi="Calibri" w:cs="Calibri"/>
-        </w:rPr>
-        <w:t xml:space="preserve">3N Martial Arts </w:t>
-      </w:r>
-      <w:r>
-        <w:rPr>
-          <w:rFonts w:ascii="Calibri" w:hAnsi="Calibri" w:cs="Calibri"/>
+        <w:pStyle w:val="ListParagraph"/>
+        <w:numPr>
+          <w:ilvl w:val="0"/>
+          <w:numId w:val="16"/>
+        </w:numPr>
+        <w:rPr>
+          <w:rFonts w:ascii="Calibri" w:hAnsi="Calibri" w:cs="Calibri"/>
+          <w:sz w:val="24"/>
+          <w:szCs w:val="24"/>
+        </w:rPr>
+      </w:pPr>
+      <w:r>
+        <w:rPr>
+          <w:rFonts w:ascii="Calibri" w:hAnsi="Calibri" w:cs="Calibri"/>
+          <w:sz w:val="24"/>
+          <w:szCs w:val="24"/>
+        </w:rPr>
+        <w:t>Developed Chatterbot, a Twilio</w:t>
+      </w:r>
+      <w:r>
+        <w:rPr>
+          <w:rFonts w:ascii="Calibri" w:hAnsi="Calibri" w:cs="Calibri"/>
+          <w:sz w:val="24"/>
+          <w:szCs w:val="24"/>
         </w:rPr>
         <w:t>-</w:t>
       </w:r>
       <w:r>
         <w:rPr>
           <w:rFonts w:ascii="Calibri" w:hAnsi="Calibri" w:cs="Calibri"/>
-        </w:rPr>
-        <w:t xml:space="preserve"> Sifu (Instructor): Taught </w:t>
-      </w:r>
-      <w:proofErr w:type="spellStart"/>
-      <w:r>
-        <w:rPr>
-          <w:rFonts w:ascii="Calibri" w:hAnsi="Calibri" w:cs="Calibri"/>
-        </w:rPr>
-        <w:t>Kuntao</w:t>
-      </w:r>
-      <w:proofErr w:type="spellEnd"/>
-      <w:r>
-        <w:rPr>
-          <w:rFonts w:ascii="Calibri" w:hAnsi="Calibri" w:cs="Calibri"/>
-        </w:rPr>
-        <w:t>-Silat to youth and adults; developed tailored training programs to support progression and discipline.</w:t>
+          <w:sz w:val="24"/>
+          <w:szCs w:val="24"/>
+        </w:rPr>
+        <w:t>powered AI SMS assistant enhancing group collaboration.</w:t>
       </w:r>
     </w:p>
     <w:p>
       <w:pPr>
-        <w:rPr>
-          <w:rFonts w:ascii="Calibri" w:hAnsi="Calibri" w:cs="Calibri"/>
+        <w:pStyle w:val="ListParagraph"/>
+        <w:numPr>
+          <w:ilvl w:val="0"/>
+          <w:numId w:val="16"/>
+        </w:numPr>
+        <w:rPr>
+          <w:rFonts w:ascii="Calibri" w:hAnsi="Calibri" w:cs="Calibri"/>
+          <w:sz w:val="24"/>
+          <w:szCs w:val="24"/>
+        </w:rPr>
+      </w:pPr>
+      <w:r>
+        <w:rPr>
+          <w:rFonts w:ascii="Calibri" w:hAnsi="Calibri" w:cs="Calibri"/>
+          <w:sz w:val="24"/>
+          <w:szCs w:val="24"/>
+        </w:rPr>
+        <w:t>Released an AI research assistant leveraging Puppeteer, NLP, and LLMs for contextual article exploration.</w:t>
+      </w:r>
+    </w:p>
+    <w:p>
+      <w:pPr>
+        <w:pStyle w:val="ListParagraph"/>
+        <w:numPr>
+          <w:ilvl w:val="0"/>
+          <w:numId w:val="16"/>
+        </w:numPr>
+        <w:rPr>
+          <w:rFonts w:ascii="Calibri" w:hAnsi="Calibri" w:cs="Calibri"/>
+          <w:sz w:val="24"/>
+          <w:szCs w:val="24"/>
+        </w:rPr>
+      </w:pPr>
+      <w:r>
+        <w:rPr>
+          <w:rFonts w:ascii="Calibri" w:hAnsi="Calibri" w:cs="Calibri"/>
+          <w:sz w:val="24"/>
+          <w:szCs w:val="24"/>
+        </w:rPr>
+        <w:t>Authored technical breakdowns and maintained portfolio for public repositories.</w:t>
+      </w:r>
+    </w:p>
+    <w:p>
+      <w:pPr>
+        <w:spacing w:after="120"/>
+        <w:rPr>
+          <w:rFonts w:ascii="Calibri" w:eastAsiaTheme="majorEastAsia" w:hAnsi="Calibri" w:cs="Calibri"/>
+          <w:b/>
+          <w:bCs/>
+          <w:color w:val="0F4761" w:themeColor="accent1" w:themeShade="BF"/>
+          <w:sz w:val="32"/>
+          <w:szCs w:val="32"/>
+        </w:rPr>
+      </w:pPr>
+      <w:r>
+        <w:rPr>
+          <w:rFonts w:ascii="Calibri" w:eastAsiaTheme="majorEastAsia" w:hAnsi="Calibri" w:cs="Calibri"/>
+          <w:color w:val="0F4761" w:themeColor="accent1" w:themeShade="BF"/>
+          <w:sz w:val="32"/>
+          <w:szCs w:val="32"/>
+        </w:rPr>
+        <w:t xml:space="preserve">Software Development Consultant </w:t>
+      </w:r>
+      <w:r>
+        <w:rPr>
+          <w:rFonts w:ascii="Calibri" w:eastAsiaTheme="majorEastAsia" w:hAnsi="Calibri" w:cs="Calibri"/>
+          <w:color w:val="0F4761" w:themeColor="accent1" w:themeShade="BF"/>
+          <w:sz w:val="32"/>
+          <w:szCs w:val="32"/>
+        </w:rPr>
+        <w:t>-</w:t>
+      </w:r>
+      <w:r>
+        <w:rPr>
+          <w:rFonts w:ascii="Calibri" w:eastAsiaTheme="majorEastAsia" w:hAnsi="Calibri" w:cs="Calibri"/>
+          <w:color w:val="0F4761" w:themeColor="accent1" w:themeShade="BF"/>
+          <w:sz w:val="32"/>
+          <w:szCs w:val="32"/>
+        </w:rPr>
+        <w:t xml:space="preserve"> Insight Enterprises</w:t>
+      </w:r>
+      <w:r>
+        <w:rPr>
+          <w:rFonts w:ascii="Calibri" w:eastAsiaTheme="majorEastAsia" w:hAnsi="Calibri" w:cs="Calibri"/>
+          <w:b/>
+          <w:bCs/>
+          <w:color w:val="0F4761" w:themeColor="accent1" w:themeShade="BF"/>
+          <w:sz w:val="32"/>
+          <w:szCs w:val="32"/>
+        </w:rPr>
+        <w:br/>
+      </w:r>
+      <w:r>
+        <w:rPr>
+          <w:rFonts w:ascii="Calibri" w:hAnsi="Calibri" w:cs="Calibri"/>
+          <w:b/>
+          <w:bCs/>
+          <w:sz w:val="24"/>
+          <w:szCs w:val="24"/>
+        </w:rPr>
+        <w:t xml:space="preserve">Remote | May 2022 </w:t>
+      </w:r>
+      <w:r>
+        <w:rPr>
+          <w:rFonts w:ascii="Calibri" w:hAnsi="Calibri" w:cs="Calibri"/>
+          <w:b/>
+          <w:bCs/>
+          <w:sz w:val="24"/>
+          <w:szCs w:val="24"/>
+        </w:rPr>
+        <w:t>-</w:t>
+      </w:r>
+      <w:r>
+        <w:rPr>
+          <w:rFonts w:ascii="Calibri" w:hAnsi="Calibri" w:cs="Calibri"/>
+          <w:b/>
+          <w:bCs/>
+          <w:sz w:val="24"/>
+          <w:szCs w:val="24"/>
+        </w:rPr>
+        <w:t xml:space="preserve"> Nov 2024</w:t>
+      </w:r>
+    </w:p>
+    <w:p>
+      <w:pPr>
+        <w:pStyle w:val="ListParagraph"/>
+        <w:numPr>
+          <w:ilvl w:val="0"/>
+          <w:numId w:val="15"/>
+        </w:numPr>
+        <w:spacing w:after="120"/>
+        <w:rPr>
+          <w:rFonts w:ascii="Calibri" w:hAnsi="Calibri" w:cs="Calibri"/>
+          <w:sz w:val="24"/>
+          <w:szCs w:val="24"/>
+        </w:rPr>
+      </w:pPr>
+      <w:r>
+        <w:rPr>
+          <w:rFonts w:ascii="Calibri" w:hAnsi="Calibri" w:cs="Calibri"/>
+          <w:sz w:val="24"/>
+          <w:szCs w:val="24"/>
+        </w:rPr>
+        <w:t>Developed enterprise applications using C#, Angular, and .NET in Agile environments.</w:t>
+      </w:r>
+    </w:p>
+    <w:p>
+      <w:pPr>
+        <w:pStyle w:val="ListParagraph"/>
+        <w:numPr>
+          <w:ilvl w:val="0"/>
+          <w:numId w:val="15"/>
+        </w:numPr>
+        <w:spacing w:after="120"/>
+        <w:rPr>
+          <w:rFonts w:ascii="Calibri" w:hAnsi="Calibri" w:cs="Calibri"/>
+          <w:sz w:val="24"/>
+          <w:szCs w:val="24"/>
+        </w:rPr>
+      </w:pPr>
+      <w:r>
+        <w:rPr>
+          <w:rFonts w:ascii="Calibri" w:hAnsi="Calibri" w:cs="Calibri"/>
+          <w:sz w:val="24"/>
+          <w:szCs w:val="24"/>
+        </w:rPr>
+        <w:t>Reduced frontend development time by implementing Atomic Design UI components.</w:t>
+      </w:r>
+    </w:p>
+    <w:p>
+      <w:pPr>
+        <w:pStyle w:val="ListParagraph"/>
+        <w:numPr>
+          <w:ilvl w:val="0"/>
+          <w:numId w:val="15"/>
+        </w:numPr>
+        <w:spacing w:after="120"/>
+        <w:rPr>
+          <w:rFonts w:ascii="Calibri" w:hAnsi="Calibri" w:cs="Calibri"/>
+          <w:sz w:val="24"/>
+          <w:szCs w:val="24"/>
+        </w:rPr>
+      </w:pPr>
+      <w:r>
+        <w:rPr>
+          <w:rFonts w:ascii="Calibri" w:hAnsi="Calibri" w:cs="Calibri"/>
+          <w:sz w:val="24"/>
+          <w:szCs w:val="24"/>
+        </w:rPr>
+        <w:t>Automated manual processes using Power Platform and Power Automate across multiple client projects.</w:t>
+      </w:r>
+    </w:p>
+    <w:p>
+      <w:pPr>
+        <w:pStyle w:val="ListParagraph"/>
+        <w:numPr>
+          <w:ilvl w:val="0"/>
+          <w:numId w:val="15"/>
+        </w:numPr>
+        <w:spacing w:after="120"/>
+        <w:rPr>
+          <w:rFonts w:ascii="Calibri" w:hAnsi="Calibri" w:cs="Calibri"/>
+          <w:sz w:val="24"/>
+          <w:szCs w:val="24"/>
+        </w:rPr>
+      </w:pPr>
+      <w:r>
+        <w:rPr>
+          <w:rFonts w:ascii="Calibri" w:hAnsi="Calibri" w:cs="Calibri"/>
+          <w:sz w:val="24"/>
+          <w:szCs w:val="24"/>
+        </w:rPr>
+        <w:t>Conducted R&amp;D on GenAI for internal dev tooling, increasing team productivity.</w:t>
+      </w:r>
+    </w:p>
+    <w:p>
+      <w:pPr>
+        <w:spacing w:after="120"/>
+        <w:rPr>
+          <w:rFonts w:ascii="Calibri" w:eastAsiaTheme="majorEastAsia" w:hAnsi="Calibri" w:cs="Calibri"/>
+          <w:color w:val="0F4761" w:themeColor="accent1" w:themeShade="BF"/>
+          <w:sz w:val="32"/>
+          <w:szCs w:val="32"/>
+        </w:rPr>
+      </w:pPr>
+    </w:p>
+    <w:p>
+      <w:pPr>
+        <w:spacing w:after="120"/>
+        <w:rPr>
+          <w:rFonts w:ascii="Calibri" w:hAnsi="Calibri" w:cs="Calibri"/>
+          <w:sz w:val="24"/>
+          <w:szCs w:val="24"/>
+        </w:rPr>
+      </w:pPr>
+      <w:r>
+        <w:rPr>
+          <w:rFonts w:ascii="Calibri" w:eastAsiaTheme="majorEastAsia" w:hAnsi="Calibri" w:cs="Calibri"/>
+          <w:color w:val="0F4761" w:themeColor="accent1" w:themeShade="BF"/>
+          <w:sz w:val="32"/>
+          <w:szCs w:val="32"/>
+        </w:rPr>
+        <w:lastRenderedPageBreak/>
+        <w:t xml:space="preserve">Intelligence Analyst </w:t>
+      </w:r>
+      <w:r>
+        <w:rPr>
+          <w:rFonts w:ascii="Calibri" w:eastAsiaTheme="majorEastAsia" w:hAnsi="Calibri" w:cs="Calibri"/>
+          <w:color w:val="0F4761" w:themeColor="accent1" w:themeShade="BF"/>
+          <w:sz w:val="32"/>
+          <w:szCs w:val="32"/>
+        </w:rPr>
+        <w:t>-</w:t>
+      </w:r>
+      <w:r>
+        <w:rPr>
+          <w:rFonts w:ascii="Calibri" w:eastAsiaTheme="majorEastAsia" w:hAnsi="Calibri" w:cs="Calibri"/>
+          <w:color w:val="0F4761" w:themeColor="accent1" w:themeShade="BF"/>
+          <w:sz w:val="32"/>
+          <w:szCs w:val="32"/>
+        </w:rPr>
+        <w:t xml:space="preserve"> Ohio Army National Guard</w:t>
+      </w:r>
+      <w:r>
+        <w:rPr>
+          <w:rFonts w:ascii="Calibri" w:eastAsiaTheme="majorEastAsia" w:hAnsi="Calibri" w:cs="Calibri"/>
+          <w:b/>
+          <w:bCs/>
+          <w:color w:val="0F4761" w:themeColor="accent1" w:themeShade="BF"/>
+          <w:sz w:val="32"/>
+          <w:szCs w:val="32"/>
+        </w:rPr>
+        <w:br/>
+      </w:r>
+      <w:r>
+        <w:rPr>
+          <w:rFonts w:ascii="Calibri" w:hAnsi="Calibri" w:cs="Calibri"/>
+          <w:b/>
+          <w:bCs/>
+          <w:sz w:val="24"/>
+          <w:szCs w:val="24"/>
+        </w:rPr>
+        <w:t>O</w:t>
+      </w:r>
+      <w:r>
+        <w:rPr>
+          <w:rFonts w:ascii="Calibri" w:hAnsi="Calibri" w:cs="Calibri"/>
+          <w:b/>
+          <w:bCs/>
+          <w:sz w:val="24"/>
+          <w:szCs w:val="24"/>
+        </w:rPr>
+        <w:t>hio</w:t>
+      </w:r>
+      <w:r>
+        <w:rPr>
+          <w:rFonts w:ascii="Calibri" w:hAnsi="Calibri" w:cs="Calibri"/>
+          <w:b/>
+          <w:bCs/>
+          <w:sz w:val="24"/>
+          <w:szCs w:val="24"/>
+        </w:rPr>
+        <w:t xml:space="preserve"> | Feb 2017 – Feb 2025</w:t>
+      </w:r>
+    </w:p>
+    <w:p>
+      <w:pPr>
+        <w:pStyle w:val="ListParagraph"/>
+        <w:numPr>
+          <w:ilvl w:val="0"/>
+          <w:numId w:val="14"/>
+        </w:numPr>
+        <w:spacing w:after="120"/>
+        <w:rPr>
+          <w:rFonts w:ascii="Calibri" w:hAnsi="Calibri" w:cs="Calibri"/>
+          <w:sz w:val="24"/>
+          <w:szCs w:val="24"/>
+        </w:rPr>
+      </w:pPr>
+      <w:r>
+        <w:rPr>
+          <w:rFonts w:ascii="Calibri" w:hAnsi="Calibri" w:cs="Calibri"/>
+          <w:sz w:val="24"/>
+          <w:szCs w:val="24"/>
+        </w:rPr>
+        <w:t>Delivered tactical and strategic intelligence using SIGINT, HUMINT, and geospatial analysis.</w:t>
+      </w:r>
+    </w:p>
+    <w:p>
+      <w:pPr>
+        <w:pStyle w:val="ListParagraph"/>
+        <w:numPr>
+          <w:ilvl w:val="0"/>
+          <w:numId w:val="14"/>
+        </w:numPr>
+        <w:spacing w:after="120"/>
+        <w:rPr>
+          <w:rFonts w:ascii="Calibri" w:hAnsi="Calibri" w:cs="Calibri"/>
+          <w:sz w:val="24"/>
+          <w:szCs w:val="24"/>
+        </w:rPr>
+      </w:pPr>
+      <w:r>
+        <w:rPr>
+          <w:rFonts w:ascii="Calibri" w:hAnsi="Calibri" w:cs="Calibri"/>
+          <w:sz w:val="24"/>
+          <w:szCs w:val="24"/>
+        </w:rPr>
+        <w:t>Presented intelligence findings to senior leadership in high</w:t>
+      </w:r>
+      <w:r>
+        <w:rPr>
+          <w:rFonts w:ascii="Calibri" w:hAnsi="Calibri" w:cs="Calibri"/>
+          <w:sz w:val="24"/>
+          <w:szCs w:val="24"/>
+        </w:rPr>
+        <w:t>-</w:t>
+      </w:r>
+      <w:r>
+        <w:rPr>
+          <w:rFonts w:ascii="Calibri" w:hAnsi="Calibri" w:cs="Calibri"/>
+          <w:sz w:val="24"/>
+          <w:szCs w:val="24"/>
+        </w:rPr>
+        <w:t>stakes decision</w:t>
+      </w:r>
+      <w:r>
+        <w:rPr>
+          <w:rFonts w:ascii="Calibri" w:hAnsi="Calibri" w:cs="Calibri"/>
+          <w:sz w:val="24"/>
+          <w:szCs w:val="24"/>
+        </w:rPr>
+        <w:t>-</w:t>
+      </w:r>
+      <w:r>
+        <w:rPr>
+          <w:rFonts w:ascii="Calibri" w:hAnsi="Calibri" w:cs="Calibri"/>
+          <w:sz w:val="24"/>
+          <w:szCs w:val="24"/>
+        </w:rPr>
+        <w:t>making environments.</w:t>
+      </w:r>
+    </w:p>
+    <w:p>
+      <w:pPr>
+        <w:pStyle w:val="ListParagraph"/>
+        <w:numPr>
+          <w:ilvl w:val="0"/>
+          <w:numId w:val="14"/>
+        </w:numPr>
+        <w:spacing w:after="120"/>
+        <w:rPr>
+          <w:rFonts w:ascii="Calibri" w:hAnsi="Calibri" w:cs="Calibri"/>
+          <w:sz w:val="24"/>
+          <w:szCs w:val="24"/>
+        </w:rPr>
+      </w:pPr>
+      <w:r>
+        <w:rPr>
+          <w:rFonts w:ascii="Calibri" w:hAnsi="Calibri" w:cs="Calibri"/>
+          <w:sz w:val="24"/>
+          <w:szCs w:val="24"/>
+        </w:rPr>
+        <w:t>Supported multi</w:t>
+      </w:r>
+      <w:r>
+        <w:rPr>
+          <w:rFonts w:ascii="Calibri" w:hAnsi="Calibri" w:cs="Calibri"/>
+          <w:sz w:val="24"/>
+          <w:szCs w:val="24"/>
+        </w:rPr>
+        <w:t>-</w:t>
+      </w:r>
+      <w:r>
+        <w:rPr>
+          <w:rFonts w:ascii="Calibri" w:hAnsi="Calibri" w:cs="Calibri"/>
+          <w:sz w:val="24"/>
+          <w:szCs w:val="24"/>
+        </w:rPr>
+        <w:t>agency cooperation on data gathering and analysis.</w:t>
+      </w:r>
+    </w:p>
+    <w:p>
+      <w:pPr>
+        <w:spacing w:after="120"/>
+        <w:rPr>
+          <w:rFonts w:ascii="Calibri" w:hAnsi="Calibri" w:cs="Calibri"/>
+          <w:sz w:val="24"/>
+          <w:szCs w:val="24"/>
+        </w:rPr>
+      </w:pPr>
+    </w:p>
+    <w:p>
+      <w:pPr>
+        <w:pStyle w:val="Heading2"/>
+        <w:spacing w:before="0" w:after="120"/>
+        <w:rPr>
+          <w:rFonts w:ascii="Calibri" w:hAnsi="Calibri" w:cs="Calibri"/>
+          <w:b/>
+          <w:bCs/>
+        </w:rPr>
+      </w:pPr>
+      <w:r>
+        <w:rPr>
+          <w:rFonts w:ascii="Calibri" w:hAnsi="Calibri" w:cs="Calibri"/>
+          <w:b/>
+          <w:bCs/>
+        </w:rPr>
+        <w:t>EDUCATION &amp; CERTIFICATION</w:t>
+      </w:r>
+      <w:r>
+        <w:rPr>
+          <w:rFonts w:ascii="Calibri" w:hAnsi="Calibri" w:cs="Calibri"/>
+          <w:b/>
+          <w:bCs/>
+        </w:rPr>
+        <w:t>S</w:t>
+      </w:r>
+    </w:p>
+    <w:p>
+      <w:pPr>
+        <w:spacing w:after="120"/>
+        <w:rPr>
+          <w:rFonts w:ascii="Calibri" w:eastAsiaTheme="majorEastAsia" w:hAnsi="Calibri" w:cs="Calibri"/>
+          <w:sz w:val="32"/>
+          <w:szCs w:val="32"/>
+        </w:rPr>
+      </w:pPr>
+      <w:r>
+        <w:rPr>
+          <w:rFonts w:ascii="Calibri" w:eastAsiaTheme="majorEastAsia" w:hAnsi="Calibri" w:cs="Calibri"/>
+          <w:b/>
+          <w:bCs/>
+          <w:sz w:val="28"/>
+          <w:szCs w:val="28"/>
+        </w:rPr>
+        <w:t>B.S. Software Engineering</w:t>
+      </w:r>
+      <w:r>
+        <w:rPr>
+          <w:rFonts w:ascii="Calibri" w:eastAsiaTheme="majorEastAsia" w:hAnsi="Calibri" w:cs="Calibri"/>
+          <w:sz w:val="28"/>
+          <w:szCs w:val="28"/>
+        </w:rPr>
+        <w:t xml:space="preserve"> </w:t>
+      </w:r>
+      <w:r>
+        <w:rPr>
+          <w:rFonts w:ascii="Calibri" w:eastAsiaTheme="majorEastAsia" w:hAnsi="Calibri" w:cs="Calibri"/>
+          <w:i/>
+          <w:iCs/>
+          <w:sz w:val="28"/>
+          <w:szCs w:val="28"/>
+        </w:rPr>
+        <w:t>(Expected Mar 2026)</w:t>
+      </w:r>
+      <w:r>
+        <w:rPr>
+          <w:rFonts w:ascii="Calibri" w:eastAsiaTheme="majorEastAsia" w:hAnsi="Calibri" w:cs="Calibri"/>
+          <w:sz w:val="32"/>
+          <w:szCs w:val="32"/>
+        </w:rPr>
+        <w:br/>
+      </w:r>
+      <w:r>
+        <w:rPr>
+          <w:rFonts w:ascii="Calibri" w:eastAsiaTheme="majorEastAsia" w:hAnsi="Calibri" w:cs="Calibri"/>
+          <w:sz w:val="24"/>
+          <w:szCs w:val="24"/>
+        </w:rPr>
+        <w:t>Western Governors University</w:t>
+      </w:r>
+    </w:p>
+    <w:p>
+      <w:pPr>
+        <w:spacing w:after="120"/>
+        <w:rPr>
+          <w:rFonts w:ascii="Calibri" w:eastAsiaTheme="majorEastAsia" w:hAnsi="Calibri" w:cs="Calibri"/>
+          <w:sz w:val="32"/>
+          <w:szCs w:val="32"/>
+        </w:rPr>
+      </w:pPr>
+      <w:r>
+        <w:rPr>
+          <w:rFonts w:ascii="Calibri" w:eastAsiaTheme="majorEastAsia" w:hAnsi="Calibri" w:cs="Calibri"/>
+          <w:b/>
+          <w:bCs/>
+          <w:sz w:val="28"/>
+          <w:szCs w:val="28"/>
+        </w:rPr>
+        <w:t>Full</w:t>
+      </w:r>
+      <w:r>
+        <w:rPr>
+          <w:rFonts w:ascii="Calibri" w:eastAsiaTheme="majorEastAsia" w:hAnsi="Calibri" w:cs="Calibri"/>
+          <w:b/>
+          <w:bCs/>
+          <w:sz w:val="28"/>
+          <w:szCs w:val="28"/>
+        </w:rPr>
+        <w:t>-</w:t>
+      </w:r>
+      <w:r>
+        <w:rPr>
+          <w:rFonts w:ascii="Calibri" w:eastAsiaTheme="majorEastAsia" w:hAnsi="Calibri" w:cs="Calibri"/>
+          <w:b/>
+          <w:bCs/>
+          <w:sz w:val="28"/>
+          <w:szCs w:val="28"/>
+        </w:rPr>
+        <w:t>Stack Bootcamp</w:t>
+      </w:r>
+      <w:r>
+        <w:rPr>
+          <w:rFonts w:ascii="Calibri" w:eastAsiaTheme="majorEastAsia" w:hAnsi="Calibri" w:cs="Calibri"/>
+          <w:b/>
+          <w:bCs/>
+          <w:sz w:val="28"/>
+          <w:szCs w:val="28"/>
+        </w:rPr>
+        <w:t xml:space="preserve"> – Java, Spring Boot, REST APIs</w:t>
+      </w:r>
+      <w:r>
+        <w:rPr>
+          <w:rFonts w:ascii="Calibri" w:eastAsiaTheme="majorEastAsia" w:hAnsi="Calibri" w:cs="Calibri"/>
+          <w:sz w:val="32"/>
+          <w:szCs w:val="32"/>
+        </w:rPr>
+        <w:br/>
+      </w:r>
+      <w:r>
+        <w:rPr>
+          <w:rFonts w:ascii="Calibri" w:eastAsiaTheme="majorEastAsia" w:hAnsi="Calibri" w:cs="Calibri"/>
+          <w:sz w:val="24"/>
+          <w:szCs w:val="24"/>
+        </w:rPr>
+        <w:t>We Can Code IT</w:t>
+      </w:r>
+    </w:p>
+    <w:p>
+      <w:pPr>
+        <w:spacing w:after="120"/>
+        <w:rPr>
+          <w:rFonts w:ascii="Calibri" w:eastAsiaTheme="majorEastAsia" w:hAnsi="Calibri" w:cs="Calibri"/>
+          <w:sz w:val="24"/>
+          <w:szCs w:val="24"/>
+        </w:rPr>
+      </w:pPr>
+      <w:r>
+        <w:rPr>
+          <w:rFonts w:ascii="Calibri" w:eastAsiaTheme="majorEastAsia" w:hAnsi="Calibri" w:cs="Calibri"/>
+          <w:b/>
+          <w:bCs/>
+          <w:sz w:val="28"/>
+          <w:szCs w:val="28"/>
+        </w:rPr>
+        <w:t>Military Intelligence School</w:t>
+      </w:r>
+      <w:r>
+        <w:rPr>
+          <w:rFonts w:ascii="Calibri" w:eastAsiaTheme="majorEastAsia" w:hAnsi="Calibri" w:cs="Calibri"/>
+          <w:sz w:val="32"/>
+          <w:szCs w:val="32"/>
+        </w:rPr>
+        <w:br/>
+      </w:r>
+      <w:r>
+        <w:rPr>
+          <w:rFonts w:ascii="Calibri" w:eastAsiaTheme="majorEastAsia" w:hAnsi="Calibri" w:cs="Calibri"/>
+          <w:sz w:val="24"/>
+          <w:szCs w:val="24"/>
+        </w:rPr>
+        <w:t xml:space="preserve">U.S. Army </w:t>
+      </w:r>
+      <w:r>
+        <w:rPr>
+          <w:rFonts w:ascii="Calibri" w:eastAsiaTheme="majorEastAsia" w:hAnsi="Calibri" w:cs="Calibri"/>
+          <w:sz w:val="24"/>
+          <w:szCs w:val="24"/>
+        </w:rPr>
+        <w:t>-</w:t>
+      </w:r>
+      <w:r>
+        <w:rPr>
+          <w:rFonts w:ascii="Calibri" w:eastAsiaTheme="majorEastAsia" w:hAnsi="Calibri" w:cs="Calibri"/>
+          <w:sz w:val="24"/>
+          <w:szCs w:val="24"/>
+        </w:rPr>
+        <w:t xml:space="preserve"> Active </w:t>
+      </w:r>
+      <w:r>
+        <w:rPr>
+          <w:rFonts w:ascii="Calibri" w:eastAsiaTheme="majorEastAsia" w:hAnsi="Calibri" w:cs="Calibri"/>
+          <w:sz w:val="24"/>
+          <w:szCs w:val="24"/>
+        </w:rPr>
+        <w:t>TS/SCI Clearance</w:t>
+      </w:r>
+    </w:p>
+    <w:p>
+      <w:pPr>
+        <w:spacing w:after="120"/>
+        <w:rPr>
+          <w:rFonts w:ascii="Calibri" w:eastAsiaTheme="majorEastAsia" w:hAnsi="Calibri" w:cs="Calibri"/>
+          <w:sz w:val="24"/>
+          <w:szCs w:val="24"/>
+        </w:rPr>
+      </w:pPr>
+    </w:p>
+    <w:p>
+      <w:pPr>
+        <w:spacing w:after="120"/>
+        <w:rPr>
+          <w:rFonts w:ascii="Calibri" w:eastAsiaTheme="majorEastAsia" w:hAnsi="Calibri" w:cs="Calibri"/>
+          <w:b/>
+          <w:bCs/>
+          <w:color w:val="0F4761" w:themeColor="accent1" w:themeShade="BF"/>
+          <w:sz w:val="32"/>
+          <w:szCs w:val="32"/>
+        </w:rPr>
+      </w:pPr>
+      <w:r>
+        <w:rPr>
+          <w:rFonts w:ascii="Calibri" w:eastAsiaTheme="majorEastAsia" w:hAnsi="Calibri" w:cs="Calibri"/>
+          <w:b/>
+          <w:bCs/>
+          <w:color w:val="0F4761" w:themeColor="accent1" w:themeShade="BF"/>
+          <w:sz w:val="32"/>
+          <w:szCs w:val="32"/>
+        </w:rPr>
+        <w:t>ADDITIONAL EXPERIENCE</w:t>
+      </w:r>
+    </w:p>
+    <w:p>
+      <w:pPr>
+        <w:spacing w:after="120"/>
+        <w:rPr>
+          <w:rFonts w:ascii="Calibri" w:eastAsiaTheme="majorEastAsia" w:hAnsi="Calibri" w:cs="Calibri"/>
+          <w:color w:val="0F4761" w:themeColor="accent1" w:themeShade="BF"/>
+          <w:sz w:val="32"/>
+          <w:szCs w:val="32"/>
+        </w:rPr>
+      </w:pPr>
+      <w:r>
+        <w:rPr>
+          <w:rFonts w:ascii="Calibri" w:eastAsiaTheme="majorEastAsia" w:hAnsi="Calibri" w:cs="Calibri"/>
+          <w:b/>
+          <w:bCs/>
+          <w:sz w:val="32"/>
+          <w:szCs w:val="32"/>
+        </w:rPr>
+        <w:t xml:space="preserve">Sifu </w:t>
+      </w:r>
+      <w:r>
+        <w:rPr>
+          <w:rFonts w:ascii="Calibri" w:eastAsiaTheme="majorEastAsia" w:hAnsi="Calibri" w:cs="Calibri"/>
+          <w:b/>
+          <w:bCs/>
+          <w:sz w:val="32"/>
+          <w:szCs w:val="32"/>
+        </w:rPr>
+        <w:t>-</w:t>
+      </w:r>
+      <w:r>
+        <w:rPr>
+          <w:rFonts w:ascii="Calibri" w:eastAsiaTheme="majorEastAsia" w:hAnsi="Calibri" w:cs="Calibri"/>
+          <w:b/>
+          <w:bCs/>
+          <w:sz w:val="32"/>
+          <w:szCs w:val="32"/>
+        </w:rPr>
+        <w:t xml:space="preserve"> 3N Martial Arts</w:t>
+      </w:r>
+      <w:r>
+        <w:rPr>
+          <w:rFonts w:ascii="Calibri" w:eastAsiaTheme="majorEastAsia" w:hAnsi="Calibri" w:cs="Calibri"/>
+          <w:color w:val="0F4761" w:themeColor="accent1" w:themeShade="BF"/>
+          <w:sz w:val="32"/>
+          <w:szCs w:val="32"/>
+        </w:rPr>
+        <w:br/>
+      </w:r>
+      <w:r>
+        <w:rPr>
+          <w:rFonts w:ascii="Calibri" w:hAnsi="Calibri" w:cs="Calibri"/>
+        </w:rPr>
+        <w:t xml:space="preserve">Designed and led structured martial arts programs for youth and adults, </w:t>
+      </w:r>
+      <w:r>
+        <w:rPr>
+          <w:rFonts w:ascii="Calibri" w:hAnsi="Calibri" w:cs="Calibri"/>
+        </w:rPr>
+        <w:t>focused on discipline, progression, and skill acquisition.</w:t>
+      </w:r>
+    </w:p>
+    <w:p>
+      <w:pPr>
+        <w:rPr>
+          <w:rFonts w:ascii="Calibri" w:eastAsiaTheme="majorEastAsia" w:hAnsi="Calibri" w:cs="Calibri"/>
+          <w:color w:val="0F4761" w:themeColor="accent1" w:themeShade="BF"/>
+          <w:sz w:val="32"/>
+          <w:szCs w:val="32"/>
         </w:rPr>
       </w:pPr>
     </w:p>
     <w:sectPr>
       <w:pgSz w:w="12240" w:h="15840"/>
-      <w:pgMar w:top="1440" w:right="1800" w:bottom="1440" w:left="1800" w:header="720" w:footer="720" w:gutter="0"/>
+      <w:pgMar w:top="720" w:right="720" w:bottom="720" w:left="720" w:header="720" w:footer="720" w:gutter="0"/>
       <w:cols w:space="720"/>
       <w:docGrid w:linePitch="360"/>
     </w:sectPr>
@@ -745,8 +1427,2070 @@
       </w:rPr>
     </w:lvl>
   </w:abstractNum>
+  <w:abstractNum w:abstractNumId="1" w15:restartNumberingAfterBreak="0">
+    <w:nsid w:val="022209D2"/>
+    <w:multiLevelType w:val="multilevel"/>
+    <w:tmpl w:val="F320959A"/>
+    <w:lvl w:ilvl="0">
+      <w:start w:val="1"/>
+      <w:numFmt w:val="bullet"/>
+      <w:lvlText w:val=""/>
+      <w:lvlJc w:val="left"/>
+      <w:pPr>
+        <w:tabs>
+          <w:tab w:val="num" w:pos="720"/>
+        </w:tabs>
+        <w:ind w:left="720" w:hanging="360"/>
+      </w:pPr>
+      <w:rPr>
+        <w:rFonts w:ascii="Symbol" w:hAnsi="Symbol" w:hint="default"/>
+        <w:sz w:val="20"/>
+      </w:rPr>
+    </w:lvl>
+    <w:lvl w:ilvl="1" w:tentative="1">
+      <w:start w:val="1"/>
+      <w:numFmt w:val="bullet"/>
+      <w:lvlText w:val="o"/>
+      <w:lvlJc w:val="left"/>
+      <w:pPr>
+        <w:tabs>
+          <w:tab w:val="num" w:pos="1440"/>
+        </w:tabs>
+        <w:ind w:left="1440" w:hanging="360"/>
+      </w:pPr>
+      <w:rPr>
+        <w:rFonts w:ascii="Courier New" w:hAnsi="Courier New" w:hint="default"/>
+        <w:sz w:val="20"/>
+      </w:rPr>
+    </w:lvl>
+    <w:lvl w:ilvl="2" w:tentative="1">
+      <w:start w:val="1"/>
+      <w:numFmt w:val="bullet"/>
+      <w:lvlText w:val=""/>
+      <w:lvlJc w:val="left"/>
+      <w:pPr>
+        <w:tabs>
+          <w:tab w:val="num" w:pos="2160"/>
+        </w:tabs>
+        <w:ind w:left="2160" w:hanging="360"/>
+      </w:pPr>
+      <w:rPr>
+        <w:rFonts w:ascii="Wingdings" w:hAnsi="Wingdings" w:hint="default"/>
+        <w:sz w:val="20"/>
+      </w:rPr>
+    </w:lvl>
+    <w:lvl w:ilvl="3" w:tentative="1">
+      <w:start w:val="1"/>
+      <w:numFmt w:val="bullet"/>
+      <w:lvlText w:val=""/>
+      <w:lvlJc w:val="left"/>
+      <w:pPr>
+        <w:tabs>
+          <w:tab w:val="num" w:pos="2880"/>
+        </w:tabs>
+        <w:ind w:left="2880" w:hanging="360"/>
+      </w:pPr>
+      <w:rPr>
+        <w:rFonts w:ascii="Wingdings" w:hAnsi="Wingdings" w:hint="default"/>
+        <w:sz w:val="20"/>
+      </w:rPr>
+    </w:lvl>
+    <w:lvl w:ilvl="4" w:tentative="1">
+      <w:start w:val="1"/>
+      <w:numFmt w:val="bullet"/>
+      <w:lvlText w:val=""/>
+      <w:lvlJc w:val="left"/>
+      <w:pPr>
+        <w:tabs>
+          <w:tab w:val="num" w:pos="3600"/>
+        </w:tabs>
+        <w:ind w:left="3600" w:hanging="360"/>
+      </w:pPr>
+      <w:rPr>
+        <w:rFonts w:ascii="Wingdings" w:hAnsi="Wingdings" w:hint="default"/>
+        <w:sz w:val="20"/>
+      </w:rPr>
+    </w:lvl>
+    <w:lvl w:ilvl="5" w:tentative="1">
+      <w:start w:val="1"/>
+      <w:numFmt w:val="bullet"/>
+      <w:lvlText w:val=""/>
+      <w:lvlJc w:val="left"/>
+      <w:pPr>
+        <w:tabs>
+          <w:tab w:val="num" w:pos="4320"/>
+        </w:tabs>
+        <w:ind w:left="4320" w:hanging="360"/>
+      </w:pPr>
+      <w:rPr>
+        <w:rFonts w:ascii="Wingdings" w:hAnsi="Wingdings" w:hint="default"/>
+        <w:sz w:val="20"/>
+      </w:rPr>
+    </w:lvl>
+    <w:lvl w:ilvl="6" w:tentative="1">
+      <w:start w:val="1"/>
+      <w:numFmt w:val="bullet"/>
+      <w:lvlText w:val=""/>
+      <w:lvlJc w:val="left"/>
+      <w:pPr>
+        <w:tabs>
+          <w:tab w:val="num" w:pos="5040"/>
+        </w:tabs>
+        <w:ind w:left="5040" w:hanging="360"/>
+      </w:pPr>
+      <w:rPr>
+        <w:rFonts w:ascii="Wingdings" w:hAnsi="Wingdings" w:hint="default"/>
+        <w:sz w:val="20"/>
+      </w:rPr>
+    </w:lvl>
+    <w:lvl w:ilvl="7" w:tentative="1">
+      <w:start w:val="1"/>
+      <w:numFmt w:val="bullet"/>
+      <w:lvlText w:val=""/>
+      <w:lvlJc w:val="left"/>
+      <w:pPr>
+        <w:tabs>
+          <w:tab w:val="num" w:pos="5760"/>
+        </w:tabs>
+        <w:ind w:left="5760" w:hanging="360"/>
+      </w:pPr>
+      <w:rPr>
+        <w:rFonts w:ascii="Wingdings" w:hAnsi="Wingdings" w:hint="default"/>
+        <w:sz w:val="20"/>
+      </w:rPr>
+    </w:lvl>
+    <w:lvl w:ilvl="8" w:tentative="1">
+      <w:start w:val="1"/>
+      <w:numFmt w:val="bullet"/>
+      <w:lvlText w:val=""/>
+      <w:lvlJc w:val="left"/>
+      <w:pPr>
+        <w:tabs>
+          <w:tab w:val="num" w:pos="6480"/>
+        </w:tabs>
+        <w:ind w:left="6480" w:hanging="360"/>
+      </w:pPr>
+      <w:rPr>
+        <w:rFonts w:ascii="Wingdings" w:hAnsi="Wingdings" w:hint="default"/>
+        <w:sz w:val="20"/>
+      </w:rPr>
+    </w:lvl>
+  </w:abstractNum>
+  <w:abstractNum w:abstractNumId="2" w15:restartNumberingAfterBreak="0">
+    <w:nsid w:val="09066525"/>
+    <w:multiLevelType w:val="multilevel"/>
+    <w:tmpl w:val="35B00B42"/>
+    <w:lvl w:ilvl="0">
+      <w:start w:val="1"/>
+      <w:numFmt w:val="bullet"/>
+      <w:lvlText w:val=""/>
+      <w:lvlJc w:val="left"/>
+      <w:pPr>
+        <w:tabs>
+          <w:tab w:val="num" w:pos="720"/>
+        </w:tabs>
+        <w:ind w:left="720" w:hanging="360"/>
+      </w:pPr>
+      <w:rPr>
+        <w:rFonts w:ascii="Symbol" w:hAnsi="Symbol" w:hint="default"/>
+        <w:sz w:val="20"/>
+      </w:rPr>
+    </w:lvl>
+    <w:lvl w:ilvl="1">
+      <w:start w:val="1"/>
+      <w:numFmt w:val="bullet"/>
+      <w:lvlText w:val="o"/>
+      <w:lvlJc w:val="left"/>
+      <w:pPr>
+        <w:tabs>
+          <w:tab w:val="num" w:pos="1440"/>
+        </w:tabs>
+        <w:ind w:left="1440" w:hanging="360"/>
+      </w:pPr>
+      <w:rPr>
+        <w:rFonts w:ascii="Courier New" w:hAnsi="Courier New" w:hint="default"/>
+        <w:sz w:val="20"/>
+      </w:rPr>
+    </w:lvl>
+    <w:lvl w:ilvl="2" w:tentative="1">
+      <w:start w:val="1"/>
+      <w:numFmt w:val="bullet"/>
+      <w:lvlText w:val=""/>
+      <w:lvlJc w:val="left"/>
+      <w:pPr>
+        <w:tabs>
+          <w:tab w:val="num" w:pos="2160"/>
+        </w:tabs>
+        <w:ind w:left="2160" w:hanging="360"/>
+      </w:pPr>
+      <w:rPr>
+        <w:rFonts w:ascii="Wingdings" w:hAnsi="Wingdings" w:hint="default"/>
+        <w:sz w:val="20"/>
+      </w:rPr>
+    </w:lvl>
+    <w:lvl w:ilvl="3" w:tentative="1">
+      <w:start w:val="1"/>
+      <w:numFmt w:val="bullet"/>
+      <w:lvlText w:val=""/>
+      <w:lvlJc w:val="left"/>
+      <w:pPr>
+        <w:tabs>
+          <w:tab w:val="num" w:pos="2880"/>
+        </w:tabs>
+        <w:ind w:left="2880" w:hanging="360"/>
+      </w:pPr>
+      <w:rPr>
+        <w:rFonts w:ascii="Wingdings" w:hAnsi="Wingdings" w:hint="default"/>
+        <w:sz w:val="20"/>
+      </w:rPr>
+    </w:lvl>
+    <w:lvl w:ilvl="4" w:tentative="1">
+      <w:start w:val="1"/>
+      <w:numFmt w:val="bullet"/>
+      <w:lvlText w:val=""/>
+      <w:lvlJc w:val="left"/>
+      <w:pPr>
+        <w:tabs>
+          <w:tab w:val="num" w:pos="3600"/>
+        </w:tabs>
+        <w:ind w:left="3600" w:hanging="360"/>
+      </w:pPr>
+      <w:rPr>
+        <w:rFonts w:ascii="Wingdings" w:hAnsi="Wingdings" w:hint="default"/>
+        <w:sz w:val="20"/>
+      </w:rPr>
+    </w:lvl>
+    <w:lvl w:ilvl="5" w:tentative="1">
+      <w:start w:val="1"/>
+      <w:numFmt w:val="bullet"/>
+      <w:lvlText w:val=""/>
+      <w:lvlJc w:val="left"/>
+      <w:pPr>
+        <w:tabs>
+          <w:tab w:val="num" w:pos="4320"/>
+        </w:tabs>
+        <w:ind w:left="4320" w:hanging="360"/>
+      </w:pPr>
+      <w:rPr>
+        <w:rFonts w:ascii="Wingdings" w:hAnsi="Wingdings" w:hint="default"/>
+        <w:sz w:val="20"/>
+      </w:rPr>
+    </w:lvl>
+    <w:lvl w:ilvl="6" w:tentative="1">
+      <w:start w:val="1"/>
+      <w:numFmt w:val="bullet"/>
+      <w:lvlText w:val=""/>
+      <w:lvlJc w:val="left"/>
+      <w:pPr>
+        <w:tabs>
+          <w:tab w:val="num" w:pos="5040"/>
+        </w:tabs>
+        <w:ind w:left="5040" w:hanging="360"/>
+      </w:pPr>
+      <w:rPr>
+        <w:rFonts w:ascii="Wingdings" w:hAnsi="Wingdings" w:hint="default"/>
+        <w:sz w:val="20"/>
+      </w:rPr>
+    </w:lvl>
+    <w:lvl w:ilvl="7" w:tentative="1">
+      <w:start w:val="1"/>
+      <w:numFmt w:val="bullet"/>
+      <w:lvlText w:val=""/>
+      <w:lvlJc w:val="left"/>
+      <w:pPr>
+        <w:tabs>
+          <w:tab w:val="num" w:pos="5760"/>
+        </w:tabs>
+        <w:ind w:left="5760" w:hanging="360"/>
+      </w:pPr>
+      <w:rPr>
+        <w:rFonts w:ascii="Wingdings" w:hAnsi="Wingdings" w:hint="default"/>
+        <w:sz w:val="20"/>
+      </w:rPr>
+    </w:lvl>
+    <w:lvl w:ilvl="8" w:tentative="1">
+      <w:start w:val="1"/>
+      <w:numFmt w:val="bullet"/>
+      <w:lvlText w:val=""/>
+      <w:lvlJc w:val="left"/>
+      <w:pPr>
+        <w:tabs>
+          <w:tab w:val="num" w:pos="6480"/>
+        </w:tabs>
+        <w:ind w:left="6480" w:hanging="360"/>
+      </w:pPr>
+      <w:rPr>
+        <w:rFonts w:ascii="Wingdings" w:hAnsi="Wingdings" w:hint="default"/>
+        <w:sz w:val="20"/>
+      </w:rPr>
+    </w:lvl>
+  </w:abstractNum>
+  <w:abstractNum w:abstractNumId="3" w15:restartNumberingAfterBreak="0">
+    <w:nsid w:val="0D2462C7"/>
+    <w:multiLevelType w:val="multilevel"/>
+    <w:tmpl w:val="78FCEA98"/>
+    <w:lvl w:ilvl="0">
+      <w:start w:val="1"/>
+      <w:numFmt w:val="bullet"/>
+      <w:lvlText w:val=""/>
+      <w:lvlJc w:val="left"/>
+      <w:pPr>
+        <w:tabs>
+          <w:tab w:val="num" w:pos="720"/>
+        </w:tabs>
+        <w:ind w:left="720" w:hanging="360"/>
+      </w:pPr>
+      <w:rPr>
+        <w:rFonts w:ascii="Symbol" w:hAnsi="Symbol" w:hint="default"/>
+        <w:sz w:val="20"/>
+      </w:rPr>
+    </w:lvl>
+    <w:lvl w:ilvl="1" w:tentative="1">
+      <w:start w:val="1"/>
+      <w:numFmt w:val="bullet"/>
+      <w:lvlText w:val="o"/>
+      <w:lvlJc w:val="left"/>
+      <w:pPr>
+        <w:tabs>
+          <w:tab w:val="num" w:pos="1440"/>
+        </w:tabs>
+        <w:ind w:left="1440" w:hanging="360"/>
+      </w:pPr>
+      <w:rPr>
+        <w:rFonts w:ascii="Courier New" w:hAnsi="Courier New" w:hint="default"/>
+        <w:sz w:val="20"/>
+      </w:rPr>
+    </w:lvl>
+    <w:lvl w:ilvl="2" w:tentative="1">
+      <w:start w:val="1"/>
+      <w:numFmt w:val="bullet"/>
+      <w:lvlText w:val=""/>
+      <w:lvlJc w:val="left"/>
+      <w:pPr>
+        <w:tabs>
+          <w:tab w:val="num" w:pos="2160"/>
+        </w:tabs>
+        <w:ind w:left="2160" w:hanging="360"/>
+      </w:pPr>
+      <w:rPr>
+        <w:rFonts w:ascii="Wingdings" w:hAnsi="Wingdings" w:hint="default"/>
+        <w:sz w:val="20"/>
+      </w:rPr>
+    </w:lvl>
+    <w:lvl w:ilvl="3" w:tentative="1">
+      <w:start w:val="1"/>
+      <w:numFmt w:val="bullet"/>
+      <w:lvlText w:val=""/>
+      <w:lvlJc w:val="left"/>
+      <w:pPr>
+        <w:tabs>
+          <w:tab w:val="num" w:pos="2880"/>
+        </w:tabs>
+        <w:ind w:left="2880" w:hanging="360"/>
+      </w:pPr>
+      <w:rPr>
+        <w:rFonts w:ascii="Wingdings" w:hAnsi="Wingdings" w:hint="default"/>
+        <w:sz w:val="20"/>
+      </w:rPr>
+    </w:lvl>
+    <w:lvl w:ilvl="4" w:tentative="1">
+      <w:start w:val="1"/>
+      <w:numFmt w:val="bullet"/>
+      <w:lvlText w:val=""/>
+      <w:lvlJc w:val="left"/>
+      <w:pPr>
+        <w:tabs>
+          <w:tab w:val="num" w:pos="3600"/>
+        </w:tabs>
+        <w:ind w:left="3600" w:hanging="360"/>
+      </w:pPr>
+      <w:rPr>
+        <w:rFonts w:ascii="Wingdings" w:hAnsi="Wingdings" w:hint="default"/>
+        <w:sz w:val="20"/>
+      </w:rPr>
+    </w:lvl>
+    <w:lvl w:ilvl="5" w:tentative="1">
+      <w:start w:val="1"/>
+      <w:numFmt w:val="bullet"/>
+      <w:lvlText w:val=""/>
+      <w:lvlJc w:val="left"/>
+      <w:pPr>
+        <w:tabs>
+          <w:tab w:val="num" w:pos="4320"/>
+        </w:tabs>
+        <w:ind w:left="4320" w:hanging="360"/>
+      </w:pPr>
+      <w:rPr>
+        <w:rFonts w:ascii="Wingdings" w:hAnsi="Wingdings" w:hint="default"/>
+        <w:sz w:val="20"/>
+      </w:rPr>
+    </w:lvl>
+    <w:lvl w:ilvl="6" w:tentative="1">
+      <w:start w:val="1"/>
+      <w:numFmt w:val="bullet"/>
+      <w:lvlText w:val=""/>
+      <w:lvlJc w:val="left"/>
+      <w:pPr>
+        <w:tabs>
+          <w:tab w:val="num" w:pos="5040"/>
+        </w:tabs>
+        <w:ind w:left="5040" w:hanging="360"/>
+      </w:pPr>
+      <w:rPr>
+        <w:rFonts w:ascii="Wingdings" w:hAnsi="Wingdings" w:hint="default"/>
+        <w:sz w:val="20"/>
+      </w:rPr>
+    </w:lvl>
+    <w:lvl w:ilvl="7" w:tentative="1">
+      <w:start w:val="1"/>
+      <w:numFmt w:val="bullet"/>
+      <w:lvlText w:val=""/>
+      <w:lvlJc w:val="left"/>
+      <w:pPr>
+        <w:tabs>
+          <w:tab w:val="num" w:pos="5760"/>
+        </w:tabs>
+        <w:ind w:left="5760" w:hanging="360"/>
+      </w:pPr>
+      <w:rPr>
+        <w:rFonts w:ascii="Wingdings" w:hAnsi="Wingdings" w:hint="default"/>
+        <w:sz w:val="20"/>
+      </w:rPr>
+    </w:lvl>
+    <w:lvl w:ilvl="8" w:tentative="1">
+      <w:start w:val="1"/>
+      <w:numFmt w:val="bullet"/>
+      <w:lvlText w:val=""/>
+      <w:lvlJc w:val="left"/>
+      <w:pPr>
+        <w:tabs>
+          <w:tab w:val="num" w:pos="6480"/>
+        </w:tabs>
+        <w:ind w:left="6480" w:hanging="360"/>
+      </w:pPr>
+      <w:rPr>
+        <w:rFonts w:ascii="Wingdings" w:hAnsi="Wingdings" w:hint="default"/>
+        <w:sz w:val="20"/>
+      </w:rPr>
+    </w:lvl>
+  </w:abstractNum>
+  <w:abstractNum w:abstractNumId="4" w15:restartNumberingAfterBreak="0">
+    <w:nsid w:val="19091C0A"/>
+    <w:multiLevelType w:val="multilevel"/>
+    <w:tmpl w:val="C8644C62"/>
+    <w:lvl w:ilvl="0">
+      <w:start w:val="1"/>
+      <w:numFmt w:val="bullet"/>
+      <w:lvlText w:val=""/>
+      <w:lvlJc w:val="left"/>
+      <w:pPr>
+        <w:tabs>
+          <w:tab w:val="num" w:pos="720"/>
+        </w:tabs>
+        <w:ind w:left="720" w:hanging="360"/>
+      </w:pPr>
+      <w:rPr>
+        <w:rFonts w:ascii="Symbol" w:hAnsi="Symbol" w:hint="default"/>
+        <w:sz w:val="20"/>
+      </w:rPr>
+    </w:lvl>
+    <w:lvl w:ilvl="1" w:tentative="1">
+      <w:start w:val="1"/>
+      <w:numFmt w:val="bullet"/>
+      <w:lvlText w:val="o"/>
+      <w:lvlJc w:val="left"/>
+      <w:pPr>
+        <w:tabs>
+          <w:tab w:val="num" w:pos="1440"/>
+        </w:tabs>
+        <w:ind w:left="1440" w:hanging="360"/>
+      </w:pPr>
+      <w:rPr>
+        <w:rFonts w:ascii="Courier New" w:hAnsi="Courier New" w:hint="default"/>
+        <w:sz w:val="20"/>
+      </w:rPr>
+    </w:lvl>
+    <w:lvl w:ilvl="2" w:tentative="1">
+      <w:start w:val="1"/>
+      <w:numFmt w:val="bullet"/>
+      <w:lvlText w:val=""/>
+      <w:lvlJc w:val="left"/>
+      <w:pPr>
+        <w:tabs>
+          <w:tab w:val="num" w:pos="2160"/>
+        </w:tabs>
+        <w:ind w:left="2160" w:hanging="360"/>
+      </w:pPr>
+      <w:rPr>
+        <w:rFonts w:ascii="Wingdings" w:hAnsi="Wingdings" w:hint="default"/>
+        <w:sz w:val="20"/>
+      </w:rPr>
+    </w:lvl>
+    <w:lvl w:ilvl="3" w:tentative="1">
+      <w:start w:val="1"/>
+      <w:numFmt w:val="bullet"/>
+      <w:lvlText w:val=""/>
+      <w:lvlJc w:val="left"/>
+      <w:pPr>
+        <w:tabs>
+          <w:tab w:val="num" w:pos="2880"/>
+        </w:tabs>
+        <w:ind w:left="2880" w:hanging="360"/>
+      </w:pPr>
+      <w:rPr>
+        <w:rFonts w:ascii="Wingdings" w:hAnsi="Wingdings" w:hint="default"/>
+        <w:sz w:val="20"/>
+      </w:rPr>
+    </w:lvl>
+    <w:lvl w:ilvl="4" w:tentative="1">
+      <w:start w:val="1"/>
+      <w:numFmt w:val="bullet"/>
+      <w:lvlText w:val=""/>
+      <w:lvlJc w:val="left"/>
+      <w:pPr>
+        <w:tabs>
+          <w:tab w:val="num" w:pos="3600"/>
+        </w:tabs>
+        <w:ind w:left="3600" w:hanging="360"/>
+      </w:pPr>
+      <w:rPr>
+        <w:rFonts w:ascii="Wingdings" w:hAnsi="Wingdings" w:hint="default"/>
+        <w:sz w:val="20"/>
+      </w:rPr>
+    </w:lvl>
+    <w:lvl w:ilvl="5" w:tentative="1">
+      <w:start w:val="1"/>
+      <w:numFmt w:val="bullet"/>
+      <w:lvlText w:val=""/>
+      <w:lvlJc w:val="left"/>
+      <w:pPr>
+        <w:tabs>
+          <w:tab w:val="num" w:pos="4320"/>
+        </w:tabs>
+        <w:ind w:left="4320" w:hanging="360"/>
+      </w:pPr>
+      <w:rPr>
+        <w:rFonts w:ascii="Wingdings" w:hAnsi="Wingdings" w:hint="default"/>
+        <w:sz w:val="20"/>
+      </w:rPr>
+    </w:lvl>
+    <w:lvl w:ilvl="6" w:tentative="1">
+      <w:start w:val="1"/>
+      <w:numFmt w:val="bullet"/>
+      <w:lvlText w:val=""/>
+      <w:lvlJc w:val="left"/>
+      <w:pPr>
+        <w:tabs>
+          <w:tab w:val="num" w:pos="5040"/>
+        </w:tabs>
+        <w:ind w:left="5040" w:hanging="360"/>
+      </w:pPr>
+      <w:rPr>
+        <w:rFonts w:ascii="Wingdings" w:hAnsi="Wingdings" w:hint="default"/>
+        <w:sz w:val="20"/>
+      </w:rPr>
+    </w:lvl>
+    <w:lvl w:ilvl="7" w:tentative="1">
+      <w:start w:val="1"/>
+      <w:numFmt w:val="bullet"/>
+      <w:lvlText w:val=""/>
+      <w:lvlJc w:val="left"/>
+      <w:pPr>
+        <w:tabs>
+          <w:tab w:val="num" w:pos="5760"/>
+        </w:tabs>
+        <w:ind w:left="5760" w:hanging="360"/>
+      </w:pPr>
+      <w:rPr>
+        <w:rFonts w:ascii="Wingdings" w:hAnsi="Wingdings" w:hint="default"/>
+        <w:sz w:val="20"/>
+      </w:rPr>
+    </w:lvl>
+    <w:lvl w:ilvl="8" w:tentative="1">
+      <w:start w:val="1"/>
+      <w:numFmt w:val="bullet"/>
+      <w:lvlText w:val=""/>
+      <w:lvlJc w:val="left"/>
+      <w:pPr>
+        <w:tabs>
+          <w:tab w:val="num" w:pos="6480"/>
+        </w:tabs>
+        <w:ind w:left="6480" w:hanging="360"/>
+      </w:pPr>
+      <w:rPr>
+        <w:rFonts w:ascii="Wingdings" w:hAnsi="Wingdings" w:hint="default"/>
+        <w:sz w:val="20"/>
+      </w:rPr>
+    </w:lvl>
+  </w:abstractNum>
+  <w:abstractNum w:abstractNumId="5" w15:restartNumberingAfterBreak="0">
+    <w:nsid w:val="24D81CD0"/>
+    <w:multiLevelType w:val="hybridMultilevel"/>
+    <w:tmpl w:val="5F187FA0"/>
+    <w:lvl w:ilvl="0" w:tplc="E59C4E96">
+      <w:numFmt w:val="bullet"/>
+      <w:lvlText w:val="-"/>
+      <w:lvlJc w:val="left"/>
+      <w:pPr>
+        <w:ind w:left="720" w:hanging="360"/>
+      </w:pPr>
+      <w:rPr>
+        <w:rFonts w:ascii="Calibri" w:eastAsiaTheme="minorEastAsia" w:hAnsi="Calibri" w:cs="Calibri" w:hint="default"/>
+      </w:rPr>
+    </w:lvl>
+    <w:lvl w:ilvl="1" w:tplc="04090003" w:tentative="1">
+      <w:start w:val="1"/>
+      <w:numFmt w:val="bullet"/>
+      <w:lvlText w:val="o"/>
+      <w:lvlJc w:val="left"/>
+      <w:pPr>
+        <w:ind w:left="1440" w:hanging="360"/>
+      </w:pPr>
+      <w:rPr>
+        <w:rFonts w:ascii="Courier New" w:hAnsi="Courier New" w:cs="Courier New" w:hint="default"/>
+      </w:rPr>
+    </w:lvl>
+    <w:lvl w:ilvl="2" w:tplc="04090005" w:tentative="1">
+      <w:start w:val="1"/>
+      <w:numFmt w:val="bullet"/>
+      <w:lvlText w:val=""/>
+      <w:lvlJc w:val="left"/>
+      <w:pPr>
+        <w:ind w:left="2160" w:hanging="360"/>
+      </w:pPr>
+      <w:rPr>
+        <w:rFonts w:ascii="Wingdings" w:hAnsi="Wingdings" w:hint="default"/>
+      </w:rPr>
+    </w:lvl>
+    <w:lvl w:ilvl="3" w:tplc="04090001" w:tentative="1">
+      <w:start w:val="1"/>
+      <w:numFmt w:val="bullet"/>
+      <w:lvlText w:val=""/>
+      <w:lvlJc w:val="left"/>
+      <w:pPr>
+        <w:ind w:left="2880" w:hanging="360"/>
+      </w:pPr>
+      <w:rPr>
+        <w:rFonts w:ascii="Symbol" w:hAnsi="Symbol" w:hint="default"/>
+      </w:rPr>
+    </w:lvl>
+    <w:lvl w:ilvl="4" w:tplc="04090003" w:tentative="1">
+      <w:start w:val="1"/>
+      <w:numFmt w:val="bullet"/>
+      <w:lvlText w:val="o"/>
+      <w:lvlJc w:val="left"/>
+      <w:pPr>
+        <w:ind w:left="3600" w:hanging="360"/>
+      </w:pPr>
+      <w:rPr>
+        <w:rFonts w:ascii="Courier New" w:hAnsi="Courier New" w:cs="Courier New" w:hint="default"/>
+      </w:rPr>
+    </w:lvl>
+    <w:lvl w:ilvl="5" w:tplc="04090005" w:tentative="1">
+      <w:start w:val="1"/>
+      <w:numFmt w:val="bullet"/>
+      <w:lvlText w:val=""/>
+      <w:lvlJc w:val="left"/>
+      <w:pPr>
+        <w:ind w:left="4320" w:hanging="360"/>
+      </w:pPr>
+      <w:rPr>
+        <w:rFonts w:ascii="Wingdings" w:hAnsi="Wingdings" w:hint="default"/>
+      </w:rPr>
+    </w:lvl>
+    <w:lvl w:ilvl="6" w:tplc="04090001" w:tentative="1">
+      <w:start w:val="1"/>
+      <w:numFmt w:val="bullet"/>
+      <w:lvlText w:val=""/>
+      <w:lvlJc w:val="left"/>
+      <w:pPr>
+        <w:ind w:left="5040" w:hanging="360"/>
+      </w:pPr>
+      <w:rPr>
+        <w:rFonts w:ascii="Symbol" w:hAnsi="Symbol" w:hint="default"/>
+      </w:rPr>
+    </w:lvl>
+    <w:lvl w:ilvl="7" w:tplc="04090003" w:tentative="1">
+      <w:start w:val="1"/>
+      <w:numFmt w:val="bullet"/>
+      <w:lvlText w:val="o"/>
+      <w:lvlJc w:val="left"/>
+      <w:pPr>
+        <w:ind w:left="5760" w:hanging="360"/>
+      </w:pPr>
+      <w:rPr>
+        <w:rFonts w:ascii="Courier New" w:hAnsi="Courier New" w:cs="Courier New" w:hint="default"/>
+      </w:rPr>
+    </w:lvl>
+    <w:lvl w:ilvl="8" w:tplc="04090005" w:tentative="1">
+      <w:start w:val="1"/>
+      <w:numFmt w:val="bullet"/>
+      <w:lvlText w:val=""/>
+      <w:lvlJc w:val="left"/>
+      <w:pPr>
+        <w:ind w:left="6480" w:hanging="360"/>
+      </w:pPr>
+      <w:rPr>
+        <w:rFonts w:ascii="Wingdings" w:hAnsi="Wingdings" w:hint="default"/>
+      </w:rPr>
+    </w:lvl>
+  </w:abstractNum>
+  <w:abstractNum w:abstractNumId="6" w15:restartNumberingAfterBreak="0">
+    <w:nsid w:val="329E252D"/>
+    <w:multiLevelType w:val="multilevel"/>
+    <w:tmpl w:val="E7C65AA6"/>
+    <w:lvl w:ilvl="0">
+      <w:start w:val="1"/>
+      <w:numFmt w:val="bullet"/>
+      <w:lvlText w:val=""/>
+      <w:lvlJc w:val="left"/>
+      <w:pPr>
+        <w:tabs>
+          <w:tab w:val="num" w:pos="720"/>
+        </w:tabs>
+        <w:ind w:left="720" w:hanging="360"/>
+      </w:pPr>
+      <w:rPr>
+        <w:rFonts w:ascii="Symbol" w:hAnsi="Symbol" w:hint="default"/>
+        <w:sz w:val="20"/>
+      </w:rPr>
+    </w:lvl>
+    <w:lvl w:ilvl="1" w:tentative="1">
+      <w:start w:val="1"/>
+      <w:numFmt w:val="bullet"/>
+      <w:lvlText w:val="o"/>
+      <w:lvlJc w:val="left"/>
+      <w:pPr>
+        <w:tabs>
+          <w:tab w:val="num" w:pos="1440"/>
+        </w:tabs>
+        <w:ind w:left="1440" w:hanging="360"/>
+      </w:pPr>
+      <w:rPr>
+        <w:rFonts w:ascii="Courier New" w:hAnsi="Courier New" w:hint="default"/>
+        <w:sz w:val="20"/>
+      </w:rPr>
+    </w:lvl>
+    <w:lvl w:ilvl="2" w:tentative="1">
+      <w:start w:val="1"/>
+      <w:numFmt w:val="bullet"/>
+      <w:lvlText w:val=""/>
+      <w:lvlJc w:val="left"/>
+      <w:pPr>
+        <w:tabs>
+          <w:tab w:val="num" w:pos="2160"/>
+        </w:tabs>
+        <w:ind w:left="2160" w:hanging="360"/>
+      </w:pPr>
+      <w:rPr>
+        <w:rFonts w:ascii="Wingdings" w:hAnsi="Wingdings" w:hint="default"/>
+        <w:sz w:val="20"/>
+      </w:rPr>
+    </w:lvl>
+    <w:lvl w:ilvl="3" w:tentative="1">
+      <w:start w:val="1"/>
+      <w:numFmt w:val="bullet"/>
+      <w:lvlText w:val=""/>
+      <w:lvlJc w:val="left"/>
+      <w:pPr>
+        <w:tabs>
+          <w:tab w:val="num" w:pos="2880"/>
+        </w:tabs>
+        <w:ind w:left="2880" w:hanging="360"/>
+      </w:pPr>
+      <w:rPr>
+        <w:rFonts w:ascii="Wingdings" w:hAnsi="Wingdings" w:hint="default"/>
+        <w:sz w:val="20"/>
+      </w:rPr>
+    </w:lvl>
+    <w:lvl w:ilvl="4" w:tentative="1">
+      <w:start w:val="1"/>
+      <w:numFmt w:val="bullet"/>
+      <w:lvlText w:val=""/>
+      <w:lvlJc w:val="left"/>
+      <w:pPr>
+        <w:tabs>
+          <w:tab w:val="num" w:pos="3600"/>
+        </w:tabs>
+        <w:ind w:left="3600" w:hanging="360"/>
+      </w:pPr>
+      <w:rPr>
+        <w:rFonts w:ascii="Wingdings" w:hAnsi="Wingdings" w:hint="default"/>
+        <w:sz w:val="20"/>
+      </w:rPr>
+    </w:lvl>
+    <w:lvl w:ilvl="5" w:tentative="1">
+      <w:start w:val="1"/>
+      <w:numFmt w:val="bullet"/>
+      <w:lvlText w:val=""/>
+      <w:lvlJc w:val="left"/>
+      <w:pPr>
+        <w:tabs>
+          <w:tab w:val="num" w:pos="4320"/>
+        </w:tabs>
+        <w:ind w:left="4320" w:hanging="360"/>
+      </w:pPr>
+      <w:rPr>
+        <w:rFonts w:ascii="Wingdings" w:hAnsi="Wingdings" w:hint="default"/>
+        <w:sz w:val="20"/>
+      </w:rPr>
+    </w:lvl>
+    <w:lvl w:ilvl="6" w:tentative="1">
+      <w:start w:val="1"/>
+      <w:numFmt w:val="bullet"/>
+      <w:lvlText w:val=""/>
+      <w:lvlJc w:val="left"/>
+      <w:pPr>
+        <w:tabs>
+          <w:tab w:val="num" w:pos="5040"/>
+        </w:tabs>
+        <w:ind w:left="5040" w:hanging="360"/>
+      </w:pPr>
+      <w:rPr>
+        <w:rFonts w:ascii="Wingdings" w:hAnsi="Wingdings" w:hint="default"/>
+        <w:sz w:val="20"/>
+      </w:rPr>
+    </w:lvl>
+    <w:lvl w:ilvl="7" w:tentative="1">
+      <w:start w:val="1"/>
+      <w:numFmt w:val="bullet"/>
+      <w:lvlText w:val=""/>
+      <w:lvlJc w:val="left"/>
+      <w:pPr>
+        <w:tabs>
+          <w:tab w:val="num" w:pos="5760"/>
+        </w:tabs>
+        <w:ind w:left="5760" w:hanging="360"/>
+      </w:pPr>
+      <w:rPr>
+        <w:rFonts w:ascii="Wingdings" w:hAnsi="Wingdings" w:hint="default"/>
+        <w:sz w:val="20"/>
+      </w:rPr>
+    </w:lvl>
+    <w:lvl w:ilvl="8" w:tentative="1">
+      <w:start w:val="1"/>
+      <w:numFmt w:val="bullet"/>
+      <w:lvlText w:val=""/>
+      <w:lvlJc w:val="left"/>
+      <w:pPr>
+        <w:tabs>
+          <w:tab w:val="num" w:pos="6480"/>
+        </w:tabs>
+        <w:ind w:left="6480" w:hanging="360"/>
+      </w:pPr>
+      <w:rPr>
+        <w:rFonts w:ascii="Wingdings" w:hAnsi="Wingdings" w:hint="default"/>
+        <w:sz w:val="20"/>
+      </w:rPr>
+    </w:lvl>
+  </w:abstractNum>
+  <w:abstractNum w:abstractNumId="7" w15:restartNumberingAfterBreak="0">
+    <w:nsid w:val="38F67AB4"/>
+    <w:multiLevelType w:val="hybridMultilevel"/>
+    <w:tmpl w:val="529ECA68"/>
+    <w:lvl w:ilvl="0" w:tplc="E59C4E96">
+      <w:numFmt w:val="bullet"/>
+      <w:lvlText w:val="-"/>
+      <w:lvlJc w:val="left"/>
+      <w:pPr>
+        <w:ind w:left="720" w:hanging="360"/>
+      </w:pPr>
+      <w:rPr>
+        <w:rFonts w:ascii="Calibri" w:eastAsiaTheme="minorEastAsia" w:hAnsi="Calibri" w:cs="Calibri" w:hint="default"/>
+        <w:i w:val="0"/>
+      </w:rPr>
+    </w:lvl>
+    <w:lvl w:ilvl="1" w:tplc="04090003" w:tentative="1">
+      <w:start w:val="1"/>
+      <w:numFmt w:val="bullet"/>
+      <w:lvlText w:val="o"/>
+      <w:lvlJc w:val="left"/>
+      <w:pPr>
+        <w:ind w:left="1440" w:hanging="360"/>
+      </w:pPr>
+      <w:rPr>
+        <w:rFonts w:ascii="Courier New" w:hAnsi="Courier New" w:cs="Courier New" w:hint="default"/>
+      </w:rPr>
+    </w:lvl>
+    <w:lvl w:ilvl="2" w:tplc="04090005" w:tentative="1">
+      <w:start w:val="1"/>
+      <w:numFmt w:val="bullet"/>
+      <w:lvlText w:val=""/>
+      <w:lvlJc w:val="left"/>
+      <w:pPr>
+        <w:ind w:left="2160" w:hanging="360"/>
+      </w:pPr>
+      <w:rPr>
+        <w:rFonts w:ascii="Wingdings" w:hAnsi="Wingdings" w:hint="default"/>
+      </w:rPr>
+    </w:lvl>
+    <w:lvl w:ilvl="3" w:tplc="04090001" w:tentative="1">
+      <w:start w:val="1"/>
+      <w:numFmt w:val="bullet"/>
+      <w:lvlText w:val=""/>
+      <w:lvlJc w:val="left"/>
+      <w:pPr>
+        <w:ind w:left="2880" w:hanging="360"/>
+      </w:pPr>
+      <w:rPr>
+        <w:rFonts w:ascii="Symbol" w:hAnsi="Symbol" w:hint="default"/>
+      </w:rPr>
+    </w:lvl>
+    <w:lvl w:ilvl="4" w:tplc="04090003" w:tentative="1">
+      <w:start w:val="1"/>
+      <w:numFmt w:val="bullet"/>
+      <w:lvlText w:val="o"/>
+      <w:lvlJc w:val="left"/>
+      <w:pPr>
+        <w:ind w:left="3600" w:hanging="360"/>
+      </w:pPr>
+      <w:rPr>
+        <w:rFonts w:ascii="Courier New" w:hAnsi="Courier New" w:cs="Courier New" w:hint="default"/>
+      </w:rPr>
+    </w:lvl>
+    <w:lvl w:ilvl="5" w:tplc="04090005" w:tentative="1">
+      <w:start w:val="1"/>
+      <w:numFmt w:val="bullet"/>
+      <w:lvlText w:val=""/>
+      <w:lvlJc w:val="left"/>
+      <w:pPr>
+        <w:ind w:left="4320" w:hanging="360"/>
+      </w:pPr>
+      <w:rPr>
+        <w:rFonts w:ascii="Wingdings" w:hAnsi="Wingdings" w:hint="default"/>
+      </w:rPr>
+    </w:lvl>
+    <w:lvl w:ilvl="6" w:tplc="04090001" w:tentative="1">
+      <w:start w:val="1"/>
+      <w:numFmt w:val="bullet"/>
+      <w:lvlText w:val=""/>
+      <w:lvlJc w:val="left"/>
+      <w:pPr>
+        <w:ind w:left="5040" w:hanging="360"/>
+      </w:pPr>
+      <w:rPr>
+        <w:rFonts w:ascii="Symbol" w:hAnsi="Symbol" w:hint="default"/>
+      </w:rPr>
+    </w:lvl>
+    <w:lvl w:ilvl="7" w:tplc="04090003" w:tentative="1">
+      <w:start w:val="1"/>
+      <w:numFmt w:val="bullet"/>
+      <w:lvlText w:val="o"/>
+      <w:lvlJc w:val="left"/>
+      <w:pPr>
+        <w:ind w:left="5760" w:hanging="360"/>
+      </w:pPr>
+      <w:rPr>
+        <w:rFonts w:ascii="Courier New" w:hAnsi="Courier New" w:cs="Courier New" w:hint="default"/>
+      </w:rPr>
+    </w:lvl>
+    <w:lvl w:ilvl="8" w:tplc="04090005" w:tentative="1">
+      <w:start w:val="1"/>
+      <w:numFmt w:val="bullet"/>
+      <w:lvlText w:val=""/>
+      <w:lvlJc w:val="left"/>
+      <w:pPr>
+        <w:ind w:left="6480" w:hanging="360"/>
+      </w:pPr>
+      <w:rPr>
+        <w:rFonts w:ascii="Wingdings" w:hAnsi="Wingdings" w:hint="default"/>
+      </w:rPr>
+    </w:lvl>
+  </w:abstractNum>
+  <w:abstractNum w:abstractNumId="8" w15:restartNumberingAfterBreak="0">
+    <w:nsid w:val="42D809DE"/>
+    <w:multiLevelType w:val="multilevel"/>
+    <w:tmpl w:val="64966130"/>
+    <w:lvl w:ilvl="0">
+      <w:start w:val="1"/>
+      <w:numFmt w:val="bullet"/>
+      <w:lvlText w:val=""/>
+      <w:lvlJc w:val="left"/>
+      <w:pPr>
+        <w:tabs>
+          <w:tab w:val="num" w:pos="720"/>
+        </w:tabs>
+        <w:ind w:left="720" w:hanging="360"/>
+      </w:pPr>
+      <w:rPr>
+        <w:rFonts w:ascii="Symbol" w:hAnsi="Symbol" w:hint="default"/>
+        <w:sz w:val="20"/>
+      </w:rPr>
+    </w:lvl>
+    <w:lvl w:ilvl="1" w:tentative="1">
+      <w:start w:val="1"/>
+      <w:numFmt w:val="bullet"/>
+      <w:lvlText w:val="o"/>
+      <w:lvlJc w:val="left"/>
+      <w:pPr>
+        <w:tabs>
+          <w:tab w:val="num" w:pos="1440"/>
+        </w:tabs>
+        <w:ind w:left="1440" w:hanging="360"/>
+      </w:pPr>
+      <w:rPr>
+        <w:rFonts w:ascii="Courier New" w:hAnsi="Courier New" w:hint="default"/>
+        <w:sz w:val="20"/>
+      </w:rPr>
+    </w:lvl>
+    <w:lvl w:ilvl="2" w:tentative="1">
+      <w:start w:val="1"/>
+      <w:numFmt w:val="bullet"/>
+      <w:lvlText w:val=""/>
+      <w:lvlJc w:val="left"/>
+      <w:pPr>
+        <w:tabs>
+          <w:tab w:val="num" w:pos="2160"/>
+        </w:tabs>
+        <w:ind w:left="2160" w:hanging="360"/>
+      </w:pPr>
+      <w:rPr>
+        <w:rFonts w:ascii="Wingdings" w:hAnsi="Wingdings" w:hint="default"/>
+        <w:sz w:val="20"/>
+      </w:rPr>
+    </w:lvl>
+    <w:lvl w:ilvl="3" w:tentative="1">
+      <w:start w:val="1"/>
+      <w:numFmt w:val="bullet"/>
+      <w:lvlText w:val=""/>
+      <w:lvlJc w:val="left"/>
+      <w:pPr>
+        <w:tabs>
+          <w:tab w:val="num" w:pos="2880"/>
+        </w:tabs>
+        <w:ind w:left="2880" w:hanging="360"/>
+      </w:pPr>
+      <w:rPr>
+        <w:rFonts w:ascii="Wingdings" w:hAnsi="Wingdings" w:hint="default"/>
+        <w:sz w:val="20"/>
+      </w:rPr>
+    </w:lvl>
+    <w:lvl w:ilvl="4" w:tentative="1">
+      <w:start w:val="1"/>
+      <w:numFmt w:val="bullet"/>
+      <w:lvlText w:val=""/>
+      <w:lvlJc w:val="left"/>
+      <w:pPr>
+        <w:tabs>
+          <w:tab w:val="num" w:pos="3600"/>
+        </w:tabs>
+        <w:ind w:left="3600" w:hanging="360"/>
+      </w:pPr>
+      <w:rPr>
+        <w:rFonts w:ascii="Wingdings" w:hAnsi="Wingdings" w:hint="default"/>
+        <w:sz w:val="20"/>
+      </w:rPr>
+    </w:lvl>
+    <w:lvl w:ilvl="5" w:tentative="1">
+      <w:start w:val="1"/>
+      <w:numFmt w:val="bullet"/>
+      <w:lvlText w:val=""/>
+      <w:lvlJc w:val="left"/>
+      <w:pPr>
+        <w:tabs>
+          <w:tab w:val="num" w:pos="4320"/>
+        </w:tabs>
+        <w:ind w:left="4320" w:hanging="360"/>
+      </w:pPr>
+      <w:rPr>
+        <w:rFonts w:ascii="Wingdings" w:hAnsi="Wingdings" w:hint="default"/>
+        <w:sz w:val="20"/>
+      </w:rPr>
+    </w:lvl>
+    <w:lvl w:ilvl="6" w:tentative="1">
+      <w:start w:val="1"/>
+      <w:numFmt w:val="bullet"/>
+      <w:lvlText w:val=""/>
+      <w:lvlJc w:val="left"/>
+      <w:pPr>
+        <w:tabs>
+          <w:tab w:val="num" w:pos="5040"/>
+        </w:tabs>
+        <w:ind w:left="5040" w:hanging="360"/>
+      </w:pPr>
+      <w:rPr>
+        <w:rFonts w:ascii="Wingdings" w:hAnsi="Wingdings" w:hint="default"/>
+        <w:sz w:val="20"/>
+      </w:rPr>
+    </w:lvl>
+    <w:lvl w:ilvl="7" w:tentative="1">
+      <w:start w:val="1"/>
+      <w:numFmt w:val="bullet"/>
+      <w:lvlText w:val=""/>
+      <w:lvlJc w:val="left"/>
+      <w:pPr>
+        <w:tabs>
+          <w:tab w:val="num" w:pos="5760"/>
+        </w:tabs>
+        <w:ind w:left="5760" w:hanging="360"/>
+      </w:pPr>
+      <w:rPr>
+        <w:rFonts w:ascii="Wingdings" w:hAnsi="Wingdings" w:hint="default"/>
+        <w:sz w:val="20"/>
+      </w:rPr>
+    </w:lvl>
+    <w:lvl w:ilvl="8" w:tentative="1">
+      <w:start w:val="1"/>
+      <w:numFmt w:val="bullet"/>
+      <w:lvlText w:val=""/>
+      <w:lvlJc w:val="left"/>
+      <w:pPr>
+        <w:tabs>
+          <w:tab w:val="num" w:pos="6480"/>
+        </w:tabs>
+        <w:ind w:left="6480" w:hanging="360"/>
+      </w:pPr>
+      <w:rPr>
+        <w:rFonts w:ascii="Wingdings" w:hAnsi="Wingdings" w:hint="default"/>
+        <w:sz w:val="20"/>
+      </w:rPr>
+    </w:lvl>
+  </w:abstractNum>
+  <w:abstractNum w:abstractNumId="9" w15:restartNumberingAfterBreak="0">
+    <w:nsid w:val="59BB29EA"/>
+    <w:multiLevelType w:val="multilevel"/>
+    <w:tmpl w:val="72000E1E"/>
+    <w:lvl w:ilvl="0">
+      <w:start w:val="1"/>
+      <w:numFmt w:val="bullet"/>
+      <w:lvlText w:val=""/>
+      <w:lvlJc w:val="left"/>
+      <w:pPr>
+        <w:tabs>
+          <w:tab w:val="num" w:pos="720"/>
+        </w:tabs>
+        <w:ind w:left="720" w:hanging="360"/>
+      </w:pPr>
+      <w:rPr>
+        <w:rFonts w:ascii="Symbol" w:hAnsi="Symbol" w:hint="default"/>
+        <w:sz w:val="20"/>
+      </w:rPr>
+    </w:lvl>
+    <w:lvl w:ilvl="1">
+      <w:start w:val="1"/>
+      <w:numFmt w:val="bullet"/>
+      <w:lvlText w:val="o"/>
+      <w:lvlJc w:val="left"/>
+      <w:pPr>
+        <w:tabs>
+          <w:tab w:val="num" w:pos="1440"/>
+        </w:tabs>
+        <w:ind w:left="1440" w:hanging="360"/>
+      </w:pPr>
+      <w:rPr>
+        <w:rFonts w:ascii="Courier New" w:hAnsi="Courier New" w:hint="default"/>
+        <w:sz w:val="20"/>
+      </w:rPr>
+    </w:lvl>
+    <w:lvl w:ilvl="2" w:tentative="1">
+      <w:start w:val="1"/>
+      <w:numFmt w:val="bullet"/>
+      <w:lvlText w:val=""/>
+      <w:lvlJc w:val="left"/>
+      <w:pPr>
+        <w:tabs>
+          <w:tab w:val="num" w:pos="2160"/>
+        </w:tabs>
+        <w:ind w:left="2160" w:hanging="360"/>
+      </w:pPr>
+      <w:rPr>
+        <w:rFonts w:ascii="Wingdings" w:hAnsi="Wingdings" w:hint="default"/>
+        <w:sz w:val="20"/>
+      </w:rPr>
+    </w:lvl>
+    <w:lvl w:ilvl="3" w:tentative="1">
+      <w:start w:val="1"/>
+      <w:numFmt w:val="bullet"/>
+      <w:lvlText w:val=""/>
+      <w:lvlJc w:val="left"/>
+      <w:pPr>
+        <w:tabs>
+          <w:tab w:val="num" w:pos="2880"/>
+        </w:tabs>
+        <w:ind w:left="2880" w:hanging="360"/>
+      </w:pPr>
+      <w:rPr>
+        <w:rFonts w:ascii="Wingdings" w:hAnsi="Wingdings" w:hint="default"/>
+        <w:sz w:val="20"/>
+      </w:rPr>
+    </w:lvl>
+    <w:lvl w:ilvl="4" w:tentative="1">
+      <w:start w:val="1"/>
+      <w:numFmt w:val="bullet"/>
+      <w:lvlText w:val=""/>
+      <w:lvlJc w:val="left"/>
+      <w:pPr>
+        <w:tabs>
+          <w:tab w:val="num" w:pos="3600"/>
+        </w:tabs>
+        <w:ind w:left="3600" w:hanging="360"/>
+      </w:pPr>
+      <w:rPr>
+        <w:rFonts w:ascii="Wingdings" w:hAnsi="Wingdings" w:hint="default"/>
+        <w:sz w:val="20"/>
+      </w:rPr>
+    </w:lvl>
+    <w:lvl w:ilvl="5" w:tentative="1">
+      <w:start w:val="1"/>
+      <w:numFmt w:val="bullet"/>
+      <w:lvlText w:val=""/>
+      <w:lvlJc w:val="left"/>
+      <w:pPr>
+        <w:tabs>
+          <w:tab w:val="num" w:pos="4320"/>
+        </w:tabs>
+        <w:ind w:left="4320" w:hanging="360"/>
+      </w:pPr>
+      <w:rPr>
+        <w:rFonts w:ascii="Wingdings" w:hAnsi="Wingdings" w:hint="default"/>
+        <w:sz w:val="20"/>
+      </w:rPr>
+    </w:lvl>
+    <w:lvl w:ilvl="6" w:tentative="1">
+      <w:start w:val="1"/>
+      <w:numFmt w:val="bullet"/>
+      <w:lvlText w:val=""/>
+      <w:lvlJc w:val="left"/>
+      <w:pPr>
+        <w:tabs>
+          <w:tab w:val="num" w:pos="5040"/>
+        </w:tabs>
+        <w:ind w:left="5040" w:hanging="360"/>
+      </w:pPr>
+      <w:rPr>
+        <w:rFonts w:ascii="Wingdings" w:hAnsi="Wingdings" w:hint="default"/>
+        <w:sz w:val="20"/>
+      </w:rPr>
+    </w:lvl>
+    <w:lvl w:ilvl="7" w:tentative="1">
+      <w:start w:val="1"/>
+      <w:numFmt w:val="bullet"/>
+      <w:lvlText w:val=""/>
+      <w:lvlJc w:val="left"/>
+      <w:pPr>
+        <w:tabs>
+          <w:tab w:val="num" w:pos="5760"/>
+        </w:tabs>
+        <w:ind w:left="5760" w:hanging="360"/>
+      </w:pPr>
+      <w:rPr>
+        <w:rFonts w:ascii="Wingdings" w:hAnsi="Wingdings" w:hint="default"/>
+        <w:sz w:val="20"/>
+      </w:rPr>
+    </w:lvl>
+    <w:lvl w:ilvl="8" w:tentative="1">
+      <w:start w:val="1"/>
+      <w:numFmt w:val="bullet"/>
+      <w:lvlText w:val=""/>
+      <w:lvlJc w:val="left"/>
+      <w:pPr>
+        <w:tabs>
+          <w:tab w:val="num" w:pos="6480"/>
+        </w:tabs>
+        <w:ind w:left="6480" w:hanging="360"/>
+      </w:pPr>
+      <w:rPr>
+        <w:rFonts w:ascii="Wingdings" w:hAnsi="Wingdings" w:hint="default"/>
+        <w:sz w:val="20"/>
+      </w:rPr>
+    </w:lvl>
+  </w:abstractNum>
+  <w:abstractNum w:abstractNumId="10" w15:restartNumberingAfterBreak="0">
+    <w:nsid w:val="63EC2D74"/>
+    <w:multiLevelType w:val="hybridMultilevel"/>
+    <w:tmpl w:val="E740483A"/>
+    <w:lvl w:ilvl="0" w:tplc="04090001">
+      <w:start w:val="1"/>
+      <w:numFmt w:val="bullet"/>
+      <w:lvlText w:val=""/>
+      <w:lvlJc w:val="left"/>
+      <w:pPr>
+        <w:ind w:left="720" w:hanging="360"/>
+      </w:pPr>
+      <w:rPr>
+        <w:rFonts w:ascii="Symbol" w:hAnsi="Symbol" w:hint="default"/>
+      </w:rPr>
+    </w:lvl>
+    <w:lvl w:ilvl="1" w:tplc="04090003" w:tentative="1">
+      <w:start w:val="1"/>
+      <w:numFmt w:val="bullet"/>
+      <w:lvlText w:val="o"/>
+      <w:lvlJc w:val="left"/>
+      <w:pPr>
+        <w:ind w:left="1440" w:hanging="360"/>
+      </w:pPr>
+      <w:rPr>
+        <w:rFonts w:ascii="Courier New" w:hAnsi="Courier New" w:cs="Courier New" w:hint="default"/>
+      </w:rPr>
+    </w:lvl>
+    <w:lvl w:ilvl="2" w:tplc="04090005" w:tentative="1">
+      <w:start w:val="1"/>
+      <w:numFmt w:val="bullet"/>
+      <w:lvlText w:val=""/>
+      <w:lvlJc w:val="left"/>
+      <w:pPr>
+        <w:ind w:left="2160" w:hanging="360"/>
+      </w:pPr>
+      <w:rPr>
+        <w:rFonts w:ascii="Wingdings" w:hAnsi="Wingdings" w:hint="default"/>
+      </w:rPr>
+    </w:lvl>
+    <w:lvl w:ilvl="3" w:tplc="04090001" w:tentative="1">
+      <w:start w:val="1"/>
+      <w:numFmt w:val="bullet"/>
+      <w:lvlText w:val=""/>
+      <w:lvlJc w:val="left"/>
+      <w:pPr>
+        <w:ind w:left="2880" w:hanging="360"/>
+      </w:pPr>
+      <w:rPr>
+        <w:rFonts w:ascii="Symbol" w:hAnsi="Symbol" w:hint="default"/>
+      </w:rPr>
+    </w:lvl>
+    <w:lvl w:ilvl="4" w:tplc="04090003" w:tentative="1">
+      <w:start w:val="1"/>
+      <w:numFmt w:val="bullet"/>
+      <w:lvlText w:val="o"/>
+      <w:lvlJc w:val="left"/>
+      <w:pPr>
+        <w:ind w:left="3600" w:hanging="360"/>
+      </w:pPr>
+      <w:rPr>
+        <w:rFonts w:ascii="Courier New" w:hAnsi="Courier New" w:cs="Courier New" w:hint="default"/>
+      </w:rPr>
+    </w:lvl>
+    <w:lvl w:ilvl="5" w:tplc="04090005" w:tentative="1">
+      <w:start w:val="1"/>
+      <w:numFmt w:val="bullet"/>
+      <w:lvlText w:val=""/>
+      <w:lvlJc w:val="left"/>
+      <w:pPr>
+        <w:ind w:left="4320" w:hanging="360"/>
+      </w:pPr>
+      <w:rPr>
+        <w:rFonts w:ascii="Wingdings" w:hAnsi="Wingdings" w:hint="default"/>
+      </w:rPr>
+    </w:lvl>
+    <w:lvl w:ilvl="6" w:tplc="04090001" w:tentative="1">
+      <w:start w:val="1"/>
+      <w:numFmt w:val="bullet"/>
+      <w:lvlText w:val=""/>
+      <w:lvlJc w:val="left"/>
+      <w:pPr>
+        <w:ind w:left="5040" w:hanging="360"/>
+      </w:pPr>
+      <w:rPr>
+        <w:rFonts w:ascii="Symbol" w:hAnsi="Symbol" w:hint="default"/>
+      </w:rPr>
+    </w:lvl>
+    <w:lvl w:ilvl="7" w:tplc="04090003" w:tentative="1">
+      <w:start w:val="1"/>
+      <w:numFmt w:val="bullet"/>
+      <w:lvlText w:val="o"/>
+      <w:lvlJc w:val="left"/>
+      <w:pPr>
+        <w:ind w:left="5760" w:hanging="360"/>
+      </w:pPr>
+      <w:rPr>
+        <w:rFonts w:ascii="Courier New" w:hAnsi="Courier New" w:cs="Courier New" w:hint="default"/>
+      </w:rPr>
+    </w:lvl>
+    <w:lvl w:ilvl="8" w:tplc="04090005" w:tentative="1">
+      <w:start w:val="1"/>
+      <w:numFmt w:val="bullet"/>
+      <w:lvlText w:val=""/>
+      <w:lvlJc w:val="left"/>
+      <w:pPr>
+        <w:ind w:left="6480" w:hanging="360"/>
+      </w:pPr>
+      <w:rPr>
+        <w:rFonts w:ascii="Wingdings" w:hAnsi="Wingdings" w:hint="default"/>
+      </w:rPr>
+    </w:lvl>
+  </w:abstractNum>
+  <w:abstractNum w:abstractNumId="11" w15:restartNumberingAfterBreak="0">
+    <w:nsid w:val="667D1036"/>
+    <w:multiLevelType w:val="multilevel"/>
+    <w:tmpl w:val="20BAC6DC"/>
+    <w:lvl w:ilvl="0">
+      <w:start w:val="1"/>
+      <w:numFmt w:val="bullet"/>
+      <w:lvlText w:val=""/>
+      <w:lvlJc w:val="left"/>
+      <w:pPr>
+        <w:tabs>
+          <w:tab w:val="num" w:pos="720"/>
+        </w:tabs>
+        <w:ind w:left="720" w:hanging="360"/>
+      </w:pPr>
+      <w:rPr>
+        <w:rFonts w:ascii="Symbol" w:hAnsi="Symbol" w:hint="default"/>
+        <w:sz w:val="20"/>
+      </w:rPr>
+    </w:lvl>
+    <w:lvl w:ilvl="1" w:tentative="1">
+      <w:start w:val="1"/>
+      <w:numFmt w:val="bullet"/>
+      <w:lvlText w:val="o"/>
+      <w:lvlJc w:val="left"/>
+      <w:pPr>
+        <w:tabs>
+          <w:tab w:val="num" w:pos="1440"/>
+        </w:tabs>
+        <w:ind w:left="1440" w:hanging="360"/>
+      </w:pPr>
+      <w:rPr>
+        <w:rFonts w:ascii="Courier New" w:hAnsi="Courier New" w:hint="default"/>
+        <w:sz w:val="20"/>
+      </w:rPr>
+    </w:lvl>
+    <w:lvl w:ilvl="2" w:tentative="1">
+      <w:start w:val="1"/>
+      <w:numFmt w:val="bullet"/>
+      <w:lvlText w:val=""/>
+      <w:lvlJc w:val="left"/>
+      <w:pPr>
+        <w:tabs>
+          <w:tab w:val="num" w:pos="2160"/>
+        </w:tabs>
+        <w:ind w:left="2160" w:hanging="360"/>
+      </w:pPr>
+      <w:rPr>
+        <w:rFonts w:ascii="Wingdings" w:hAnsi="Wingdings" w:hint="default"/>
+        <w:sz w:val="20"/>
+      </w:rPr>
+    </w:lvl>
+    <w:lvl w:ilvl="3" w:tentative="1">
+      <w:start w:val="1"/>
+      <w:numFmt w:val="bullet"/>
+      <w:lvlText w:val=""/>
+      <w:lvlJc w:val="left"/>
+      <w:pPr>
+        <w:tabs>
+          <w:tab w:val="num" w:pos="2880"/>
+        </w:tabs>
+        <w:ind w:left="2880" w:hanging="360"/>
+      </w:pPr>
+      <w:rPr>
+        <w:rFonts w:ascii="Wingdings" w:hAnsi="Wingdings" w:hint="default"/>
+        <w:sz w:val="20"/>
+      </w:rPr>
+    </w:lvl>
+    <w:lvl w:ilvl="4" w:tentative="1">
+      <w:start w:val="1"/>
+      <w:numFmt w:val="bullet"/>
+      <w:lvlText w:val=""/>
+      <w:lvlJc w:val="left"/>
+      <w:pPr>
+        <w:tabs>
+          <w:tab w:val="num" w:pos="3600"/>
+        </w:tabs>
+        <w:ind w:left="3600" w:hanging="360"/>
+      </w:pPr>
+      <w:rPr>
+        <w:rFonts w:ascii="Wingdings" w:hAnsi="Wingdings" w:hint="default"/>
+        <w:sz w:val="20"/>
+      </w:rPr>
+    </w:lvl>
+    <w:lvl w:ilvl="5" w:tentative="1">
+      <w:start w:val="1"/>
+      <w:numFmt w:val="bullet"/>
+      <w:lvlText w:val=""/>
+      <w:lvlJc w:val="left"/>
+      <w:pPr>
+        <w:tabs>
+          <w:tab w:val="num" w:pos="4320"/>
+        </w:tabs>
+        <w:ind w:left="4320" w:hanging="360"/>
+      </w:pPr>
+      <w:rPr>
+        <w:rFonts w:ascii="Wingdings" w:hAnsi="Wingdings" w:hint="default"/>
+        <w:sz w:val="20"/>
+      </w:rPr>
+    </w:lvl>
+    <w:lvl w:ilvl="6" w:tentative="1">
+      <w:start w:val="1"/>
+      <w:numFmt w:val="bullet"/>
+      <w:lvlText w:val=""/>
+      <w:lvlJc w:val="left"/>
+      <w:pPr>
+        <w:tabs>
+          <w:tab w:val="num" w:pos="5040"/>
+        </w:tabs>
+        <w:ind w:left="5040" w:hanging="360"/>
+      </w:pPr>
+      <w:rPr>
+        <w:rFonts w:ascii="Wingdings" w:hAnsi="Wingdings" w:hint="default"/>
+        <w:sz w:val="20"/>
+      </w:rPr>
+    </w:lvl>
+    <w:lvl w:ilvl="7" w:tentative="1">
+      <w:start w:val="1"/>
+      <w:numFmt w:val="bullet"/>
+      <w:lvlText w:val=""/>
+      <w:lvlJc w:val="left"/>
+      <w:pPr>
+        <w:tabs>
+          <w:tab w:val="num" w:pos="5760"/>
+        </w:tabs>
+        <w:ind w:left="5760" w:hanging="360"/>
+      </w:pPr>
+      <w:rPr>
+        <w:rFonts w:ascii="Wingdings" w:hAnsi="Wingdings" w:hint="default"/>
+        <w:sz w:val="20"/>
+      </w:rPr>
+    </w:lvl>
+    <w:lvl w:ilvl="8" w:tentative="1">
+      <w:start w:val="1"/>
+      <w:numFmt w:val="bullet"/>
+      <w:lvlText w:val=""/>
+      <w:lvlJc w:val="left"/>
+      <w:pPr>
+        <w:tabs>
+          <w:tab w:val="num" w:pos="6480"/>
+        </w:tabs>
+        <w:ind w:left="6480" w:hanging="360"/>
+      </w:pPr>
+      <w:rPr>
+        <w:rFonts w:ascii="Wingdings" w:hAnsi="Wingdings" w:hint="default"/>
+        <w:sz w:val="20"/>
+      </w:rPr>
+    </w:lvl>
+  </w:abstractNum>
+  <w:abstractNum w:abstractNumId="12" w15:restartNumberingAfterBreak="0">
+    <w:nsid w:val="674B06A5"/>
+    <w:multiLevelType w:val="hybridMultilevel"/>
+    <w:tmpl w:val="46021076"/>
+    <w:lvl w:ilvl="0" w:tplc="04090001">
+      <w:start w:val="1"/>
+      <w:numFmt w:val="bullet"/>
+      <w:lvlText w:val=""/>
+      <w:lvlJc w:val="left"/>
+      <w:pPr>
+        <w:ind w:left="720" w:hanging="360"/>
+      </w:pPr>
+      <w:rPr>
+        <w:rFonts w:ascii="Symbol" w:hAnsi="Symbol" w:hint="default"/>
+      </w:rPr>
+    </w:lvl>
+    <w:lvl w:ilvl="1" w:tplc="04090003" w:tentative="1">
+      <w:start w:val="1"/>
+      <w:numFmt w:val="bullet"/>
+      <w:lvlText w:val="o"/>
+      <w:lvlJc w:val="left"/>
+      <w:pPr>
+        <w:ind w:left="1440" w:hanging="360"/>
+      </w:pPr>
+      <w:rPr>
+        <w:rFonts w:ascii="Courier New" w:hAnsi="Courier New" w:cs="Courier New" w:hint="default"/>
+      </w:rPr>
+    </w:lvl>
+    <w:lvl w:ilvl="2" w:tplc="04090005" w:tentative="1">
+      <w:start w:val="1"/>
+      <w:numFmt w:val="bullet"/>
+      <w:lvlText w:val=""/>
+      <w:lvlJc w:val="left"/>
+      <w:pPr>
+        <w:ind w:left="2160" w:hanging="360"/>
+      </w:pPr>
+      <w:rPr>
+        <w:rFonts w:ascii="Wingdings" w:hAnsi="Wingdings" w:hint="default"/>
+      </w:rPr>
+    </w:lvl>
+    <w:lvl w:ilvl="3" w:tplc="04090001" w:tentative="1">
+      <w:start w:val="1"/>
+      <w:numFmt w:val="bullet"/>
+      <w:lvlText w:val=""/>
+      <w:lvlJc w:val="left"/>
+      <w:pPr>
+        <w:ind w:left="2880" w:hanging="360"/>
+      </w:pPr>
+      <w:rPr>
+        <w:rFonts w:ascii="Symbol" w:hAnsi="Symbol" w:hint="default"/>
+      </w:rPr>
+    </w:lvl>
+    <w:lvl w:ilvl="4" w:tplc="04090003" w:tentative="1">
+      <w:start w:val="1"/>
+      <w:numFmt w:val="bullet"/>
+      <w:lvlText w:val="o"/>
+      <w:lvlJc w:val="left"/>
+      <w:pPr>
+        <w:ind w:left="3600" w:hanging="360"/>
+      </w:pPr>
+      <w:rPr>
+        <w:rFonts w:ascii="Courier New" w:hAnsi="Courier New" w:cs="Courier New" w:hint="default"/>
+      </w:rPr>
+    </w:lvl>
+    <w:lvl w:ilvl="5" w:tplc="04090005" w:tentative="1">
+      <w:start w:val="1"/>
+      <w:numFmt w:val="bullet"/>
+      <w:lvlText w:val=""/>
+      <w:lvlJc w:val="left"/>
+      <w:pPr>
+        <w:ind w:left="4320" w:hanging="360"/>
+      </w:pPr>
+      <w:rPr>
+        <w:rFonts w:ascii="Wingdings" w:hAnsi="Wingdings" w:hint="default"/>
+      </w:rPr>
+    </w:lvl>
+    <w:lvl w:ilvl="6" w:tplc="04090001" w:tentative="1">
+      <w:start w:val="1"/>
+      <w:numFmt w:val="bullet"/>
+      <w:lvlText w:val=""/>
+      <w:lvlJc w:val="left"/>
+      <w:pPr>
+        <w:ind w:left="5040" w:hanging="360"/>
+      </w:pPr>
+      <w:rPr>
+        <w:rFonts w:ascii="Symbol" w:hAnsi="Symbol" w:hint="default"/>
+      </w:rPr>
+    </w:lvl>
+    <w:lvl w:ilvl="7" w:tplc="04090003" w:tentative="1">
+      <w:start w:val="1"/>
+      <w:numFmt w:val="bullet"/>
+      <w:lvlText w:val="o"/>
+      <w:lvlJc w:val="left"/>
+      <w:pPr>
+        <w:ind w:left="5760" w:hanging="360"/>
+      </w:pPr>
+      <w:rPr>
+        <w:rFonts w:ascii="Courier New" w:hAnsi="Courier New" w:cs="Courier New" w:hint="default"/>
+      </w:rPr>
+    </w:lvl>
+    <w:lvl w:ilvl="8" w:tplc="04090005" w:tentative="1">
+      <w:start w:val="1"/>
+      <w:numFmt w:val="bullet"/>
+      <w:lvlText w:val=""/>
+      <w:lvlJc w:val="left"/>
+      <w:pPr>
+        <w:ind w:left="6480" w:hanging="360"/>
+      </w:pPr>
+      <w:rPr>
+        <w:rFonts w:ascii="Wingdings" w:hAnsi="Wingdings" w:hint="default"/>
+      </w:rPr>
+    </w:lvl>
+  </w:abstractNum>
+  <w:abstractNum w:abstractNumId="13" w15:restartNumberingAfterBreak="0">
+    <w:nsid w:val="786A4469"/>
+    <w:multiLevelType w:val="hybridMultilevel"/>
+    <w:tmpl w:val="0C324B32"/>
+    <w:lvl w:ilvl="0" w:tplc="F7A05DC0">
+      <w:numFmt w:val="bullet"/>
+      <w:lvlText w:val="-"/>
+      <w:lvlJc w:val="left"/>
+      <w:pPr>
+        <w:ind w:left="720" w:hanging="360"/>
+      </w:pPr>
+      <w:rPr>
+        <w:rFonts w:ascii="Calibri" w:eastAsiaTheme="minorEastAsia" w:hAnsi="Calibri" w:cs="Calibri" w:hint="default"/>
+      </w:rPr>
+    </w:lvl>
+    <w:lvl w:ilvl="1" w:tplc="04090003" w:tentative="1">
+      <w:start w:val="1"/>
+      <w:numFmt w:val="bullet"/>
+      <w:lvlText w:val="o"/>
+      <w:lvlJc w:val="left"/>
+      <w:pPr>
+        <w:ind w:left="1440" w:hanging="360"/>
+      </w:pPr>
+      <w:rPr>
+        <w:rFonts w:ascii="Courier New" w:hAnsi="Courier New" w:cs="Courier New" w:hint="default"/>
+      </w:rPr>
+    </w:lvl>
+    <w:lvl w:ilvl="2" w:tplc="04090005" w:tentative="1">
+      <w:start w:val="1"/>
+      <w:numFmt w:val="bullet"/>
+      <w:lvlText w:val=""/>
+      <w:lvlJc w:val="left"/>
+      <w:pPr>
+        <w:ind w:left="2160" w:hanging="360"/>
+      </w:pPr>
+      <w:rPr>
+        <w:rFonts w:ascii="Wingdings" w:hAnsi="Wingdings" w:hint="default"/>
+      </w:rPr>
+    </w:lvl>
+    <w:lvl w:ilvl="3" w:tplc="04090001" w:tentative="1">
+      <w:start w:val="1"/>
+      <w:numFmt w:val="bullet"/>
+      <w:lvlText w:val=""/>
+      <w:lvlJc w:val="left"/>
+      <w:pPr>
+        <w:ind w:left="2880" w:hanging="360"/>
+      </w:pPr>
+      <w:rPr>
+        <w:rFonts w:ascii="Symbol" w:hAnsi="Symbol" w:hint="default"/>
+      </w:rPr>
+    </w:lvl>
+    <w:lvl w:ilvl="4" w:tplc="04090003" w:tentative="1">
+      <w:start w:val="1"/>
+      <w:numFmt w:val="bullet"/>
+      <w:lvlText w:val="o"/>
+      <w:lvlJc w:val="left"/>
+      <w:pPr>
+        <w:ind w:left="3600" w:hanging="360"/>
+      </w:pPr>
+      <w:rPr>
+        <w:rFonts w:ascii="Courier New" w:hAnsi="Courier New" w:cs="Courier New" w:hint="default"/>
+      </w:rPr>
+    </w:lvl>
+    <w:lvl w:ilvl="5" w:tplc="04090005" w:tentative="1">
+      <w:start w:val="1"/>
+      <w:numFmt w:val="bullet"/>
+      <w:lvlText w:val=""/>
+      <w:lvlJc w:val="left"/>
+      <w:pPr>
+        <w:ind w:left="4320" w:hanging="360"/>
+      </w:pPr>
+      <w:rPr>
+        <w:rFonts w:ascii="Wingdings" w:hAnsi="Wingdings" w:hint="default"/>
+      </w:rPr>
+    </w:lvl>
+    <w:lvl w:ilvl="6" w:tplc="04090001" w:tentative="1">
+      <w:start w:val="1"/>
+      <w:numFmt w:val="bullet"/>
+      <w:lvlText w:val=""/>
+      <w:lvlJc w:val="left"/>
+      <w:pPr>
+        <w:ind w:left="5040" w:hanging="360"/>
+      </w:pPr>
+      <w:rPr>
+        <w:rFonts w:ascii="Symbol" w:hAnsi="Symbol" w:hint="default"/>
+      </w:rPr>
+    </w:lvl>
+    <w:lvl w:ilvl="7" w:tplc="04090003" w:tentative="1">
+      <w:start w:val="1"/>
+      <w:numFmt w:val="bullet"/>
+      <w:lvlText w:val="o"/>
+      <w:lvlJc w:val="left"/>
+      <w:pPr>
+        <w:ind w:left="5760" w:hanging="360"/>
+      </w:pPr>
+      <w:rPr>
+        <w:rFonts w:ascii="Courier New" w:hAnsi="Courier New" w:cs="Courier New" w:hint="default"/>
+      </w:rPr>
+    </w:lvl>
+    <w:lvl w:ilvl="8" w:tplc="04090005" w:tentative="1">
+      <w:start w:val="1"/>
+      <w:numFmt w:val="bullet"/>
+      <w:lvlText w:val=""/>
+      <w:lvlJc w:val="left"/>
+      <w:pPr>
+        <w:ind w:left="6480" w:hanging="360"/>
+      </w:pPr>
+      <w:rPr>
+        <w:rFonts w:ascii="Wingdings" w:hAnsi="Wingdings" w:hint="default"/>
+      </w:rPr>
+    </w:lvl>
+  </w:abstractNum>
+  <w:abstractNum w:abstractNumId="14" w15:restartNumberingAfterBreak="0">
+    <w:nsid w:val="7BE97854"/>
+    <w:multiLevelType w:val="hybridMultilevel"/>
+    <w:tmpl w:val="0B145390"/>
+    <w:lvl w:ilvl="0" w:tplc="04090001">
+      <w:start w:val="1"/>
+      <w:numFmt w:val="bullet"/>
+      <w:lvlText w:val=""/>
+      <w:lvlJc w:val="left"/>
+      <w:pPr>
+        <w:ind w:left="720" w:hanging="360"/>
+      </w:pPr>
+      <w:rPr>
+        <w:rFonts w:ascii="Symbol" w:hAnsi="Symbol" w:hint="default"/>
+      </w:rPr>
+    </w:lvl>
+    <w:lvl w:ilvl="1" w:tplc="04090003">
+      <w:start w:val="1"/>
+      <w:numFmt w:val="bullet"/>
+      <w:lvlText w:val="o"/>
+      <w:lvlJc w:val="left"/>
+      <w:pPr>
+        <w:ind w:left="1440" w:hanging="360"/>
+      </w:pPr>
+      <w:rPr>
+        <w:rFonts w:ascii="Courier New" w:hAnsi="Courier New" w:cs="Courier New" w:hint="default"/>
+      </w:rPr>
+    </w:lvl>
+    <w:lvl w:ilvl="2" w:tplc="04090005" w:tentative="1">
+      <w:start w:val="1"/>
+      <w:numFmt w:val="bullet"/>
+      <w:lvlText w:val=""/>
+      <w:lvlJc w:val="left"/>
+      <w:pPr>
+        <w:ind w:left="2160" w:hanging="360"/>
+      </w:pPr>
+      <w:rPr>
+        <w:rFonts w:ascii="Wingdings" w:hAnsi="Wingdings" w:hint="default"/>
+      </w:rPr>
+    </w:lvl>
+    <w:lvl w:ilvl="3" w:tplc="04090001" w:tentative="1">
+      <w:start w:val="1"/>
+      <w:numFmt w:val="bullet"/>
+      <w:lvlText w:val=""/>
+      <w:lvlJc w:val="left"/>
+      <w:pPr>
+        <w:ind w:left="2880" w:hanging="360"/>
+      </w:pPr>
+      <w:rPr>
+        <w:rFonts w:ascii="Symbol" w:hAnsi="Symbol" w:hint="default"/>
+      </w:rPr>
+    </w:lvl>
+    <w:lvl w:ilvl="4" w:tplc="04090003" w:tentative="1">
+      <w:start w:val="1"/>
+      <w:numFmt w:val="bullet"/>
+      <w:lvlText w:val="o"/>
+      <w:lvlJc w:val="left"/>
+      <w:pPr>
+        <w:ind w:left="3600" w:hanging="360"/>
+      </w:pPr>
+      <w:rPr>
+        <w:rFonts w:ascii="Courier New" w:hAnsi="Courier New" w:cs="Courier New" w:hint="default"/>
+      </w:rPr>
+    </w:lvl>
+    <w:lvl w:ilvl="5" w:tplc="04090005" w:tentative="1">
+      <w:start w:val="1"/>
+      <w:numFmt w:val="bullet"/>
+      <w:lvlText w:val=""/>
+      <w:lvlJc w:val="left"/>
+      <w:pPr>
+        <w:ind w:left="4320" w:hanging="360"/>
+      </w:pPr>
+      <w:rPr>
+        <w:rFonts w:ascii="Wingdings" w:hAnsi="Wingdings" w:hint="default"/>
+      </w:rPr>
+    </w:lvl>
+    <w:lvl w:ilvl="6" w:tplc="04090001" w:tentative="1">
+      <w:start w:val="1"/>
+      <w:numFmt w:val="bullet"/>
+      <w:lvlText w:val=""/>
+      <w:lvlJc w:val="left"/>
+      <w:pPr>
+        <w:ind w:left="5040" w:hanging="360"/>
+      </w:pPr>
+      <w:rPr>
+        <w:rFonts w:ascii="Symbol" w:hAnsi="Symbol" w:hint="default"/>
+      </w:rPr>
+    </w:lvl>
+    <w:lvl w:ilvl="7" w:tplc="04090003" w:tentative="1">
+      <w:start w:val="1"/>
+      <w:numFmt w:val="bullet"/>
+      <w:lvlText w:val="o"/>
+      <w:lvlJc w:val="left"/>
+      <w:pPr>
+        <w:ind w:left="5760" w:hanging="360"/>
+      </w:pPr>
+      <w:rPr>
+        <w:rFonts w:ascii="Courier New" w:hAnsi="Courier New" w:cs="Courier New" w:hint="default"/>
+      </w:rPr>
+    </w:lvl>
+    <w:lvl w:ilvl="8" w:tplc="04090005" w:tentative="1">
+      <w:start w:val="1"/>
+      <w:numFmt w:val="bullet"/>
+      <w:lvlText w:val=""/>
+      <w:lvlJc w:val="left"/>
+      <w:pPr>
+        <w:ind w:left="6480" w:hanging="360"/>
+      </w:pPr>
+      <w:rPr>
+        <w:rFonts w:ascii="Wingdings" w:hAnsi="Wingdings" w:hint="default"/>
+      </w:rPr>
+    </w:lvl>
+  </w:abstractNum>
+  <w:abstractNum w:abstractNumId="15" w15:restartNumberingAfterBreak="0">
+    <w:nsid w:val="7FA83066"/>
+    <w:multiLevelType w:val="multilevel"/>
+    <w:tmpl w:val="D4182FEE"/>
+    <w:lvl w:ilvl="0">
+      <w:start w:val="1"/>
+      <w:numFmt w:val="bullet"/>
+      <w:lvlText w:val=""/>
+      <w:lvlJc w:val="left"/>
+      <w:pPr>
+        <w:tabs>
+          <w:tab w:val="num" w:pos="720"/>
+        </w:tabs>
+        <w:ind w:left="720" w:hanging="360"/>
+      </w:pPr>
+      <w:rPr>
+        <w:rFonts w:ascii="Symbol" w:hAnsi="Symbol" w:hint="default"/>
+        <w:sz w:val="20"/>
+      </w:rPr>
+    </w:lvl>
+    <w:lvl w:ilvl="1" w:tentative="1">
+      <w:start w:val="1"/>
+      <w:numFmt w:val="bullet"/>
+      <w:lvlText w:val="o"/>
+      <w:lvlJc w:val="left"/>
+      <w:pPr>
+        <w:tabs>
+          <w:tab w:val="num" w:pos="1440"/>
+        </w:tabs>
+        <w:ind w:left="1440" w:hanging="360"/>
+      </w:pPr>
+      <w:rPr>
+        <w:rFonts w:ascii="Courier New" w:hAnsi="Courier New" w:hint="default"/>
+        <w:sz w:val="20"/>
+      </w:rPr>
+    </w:lvl>
+    <w:lvl w:ilvl="2" w:tentative="1">
+      <w:start w:val="1"/>
+      <w:numFmt w:val="bullet"/>
+      <w:lvlText w:val=""/>
+      <w:lvlJc w:val="left"/>
+      <w:pPr>
+        <w:tabs>
+          <w:tab w:val="num" w:pos="2160"/>
+        </w:tabs>
+        <w:ind w:left="2160" w:hanging="360"/>
+      </w:pPr>
+      <w:rPr>
+        <w:rFonts w:ascii="Wingdings" w:hAnsi="Wingdings" w:hint="default"/>
+        <w:sz w:val="20"/>
+      </w:rPr>
+    </w:lvl>
+    <w:lvl w:ilvl="3" w:tentative="1">
+      <w:start w:val="1"/>
+      <w:numFmt w:val="bullet"/>
+      <w:lvlText w:val=""/>
+      <w:lvlJc w:val="left"/>
+      <w:pPr>
+        <w:tabs>
+          <w:tab w:val="num" w:pos="2880"/>
+        </w:tabs>
+        <w:ind w:left="2880" w:hanging="360"/>
+      </w:pPr>
+      <w:rPr>
+        <w:rFonts w:ascii="Wingdings" w:hAnsi="Wingdings" w:hint="default"/>
+        <w:sz w:val="20"/>
+      </w:rPr>
+    </w:lvl>
+    <w:lvl w:ilvl="4" w:tentative="1">
+      <w:start w:val="1"/>
+      <w:numFmt w:val="bullet"/>
+      <w:lvlText w:val=""/>
+      <w:lvlJc w:val="left"/>
+      <w:pPr>
+        <w:tabs>
+          <w:tab w:val="num" w:pos="3600"/>
+        </w:tabs>
+        <w:ind w:left="3600" w:hanging="360"/>
+      </w:pPr>
+      <w:rPr>
+        <w:rFonts w:ascii="Wingdings" w:hAnsi="Wingdings" w:hint="default"/>
+        <w:sz w:val="20"/>
+      </w:rPr>
+    </w:lvl>
+    <w:lvl w:ilvl="5" w:tentative="1">
+      <w:start w:val="1"/>
+      <w:numFmt w:val="bullet"/>
+      <w:lvlText w:val=""/>
+      <w:lvlJc w:val="left"/>
+      <w:pPr>
+        <w:tabs>
+          <w:tab w:val="num" w:pos="4320"/>
+        </w:tabs>
+        <w:ind w:left="4320" w:hanging="360"/>
+      </w:pPr>
+      <w:rPr>
+        <w:rFonts w:ascii="Wingdings" w:hAnsi="Wingdings" w:hint="default"/>
+        <w:sz w:val="20"/>
+      </w:rPr>
+    </w:lvl>
+    <w:lvl w:ilvl="6" w:tentative="1">
+      <w:start w:val="1"/>
+      <w:numFmt w:val="bullet"/>
+      <w:lvlText w:val=""/>
+      <w:lvlJc w:val="left"/>
+      <w:pPr>
+        <w:tabs>
+          <w:tab w:val="num" w:pos="5040"/>
+        </w:tabs>
+        <w:ind w:left="5040" w:hanging="360"/>
+      </w:pPr>
+      <w:rPr>
+        <w:rFonts w:ascii="Wingdings" w:hAnsi="Wingdings" w:hint="default"/>
+        <w:sz w:val="20"/>
+      </w:rPr>
+    </w:lvl>
+    <w:lvl w:ilvl="7" w:tentative="1">
+      <w:start w:val="1"/>
+      <w:numFmt w:val="bullet"/>
+      <w:lvlText w:val=""/>
+      <w:lvlJc w:val="left"/>
+      <w:pPr>
+        <w:tabs>
+          <w:tab w:val="num" w:pos="5760"/>
+        </w:tabs>
+        <w:ind w:left="5760" w:hanging="360"/>
+      </w:pPr>
+      <w:rPr>
+        <w:rFonts w:ascii="Wingdings" w:hAnsi="Wingdings" w:hint="default"/>
+        <w:sz w:val="20"/>
+      </w:rPr>
+    </w:lvl>
+    <w:lvl w:ilvl="8" w:tentative="1">
+      <w:start w:val="1"/>
+      <w:numFmt w:val="bullet"/>
+      <w:lvlText w:val=""/>
+      <w:lvlJc w:val="left"/>
+      <w:pPr>
+        <w:tabs>
+          <w:tab w:val="num" w:pos="6480"/>
+        </w:tabs>
+        <w:ind w:left="6480" w:hanging="360"/>
+      </w:pPr>
+      <w:rPr>
+        <w:rFonts w:ascii="Wingdings" w:hAnsi="Wingdings" w:hint="default"/>
+        <w:sz w:val="20"/>
+      </w:rPr>
+    </w:lvl>
+  </w:abstractNum>
   <w:num w:numId="1" w16cid:durableId="705570671">
     <w:abstractNumId w:val="0"/>
+  </w:num>
+  <w:num w:numId="2" w16cid:durableId="1905481981">
+    <w:abstractNumId w:val="8"/>
+  </w:num>
+  <w:num w:numId="3" w16cid:durableId="898322583">
+    <w:abstractNumId w:val="13"/>
+  </w:num>
+  <w:num w:numId="4" w16cid:durableId="2058582730">
+    <w:abstractNumId w:val="5"/>
+  </w:num>
+  <w:num w:numId="5" w16cid:durableId="993946621">
+    <w:abstractNumId w:val="7"/>
+  </w:num>
+  <w:num w:numId="6" w16cid:durableId="1549605650">
+    <w:abstractNumId w:val="4"/>
+  </w:num>
+  <w:num w:numId="7" w16cid:durableId="1127357576">
+    <w:abstractNumId w:val="11"/>
+  </w:num>
+  <w:num w:numId="8" w16cid:durableId="1999453862">
+    <w:abstractNumId w:val="9"/>
+  </w:num>
+  <w:num w:numId="9" w16cid:durableId="1181358711">
+    <w:abstractNumId w:val="3"/>
+  </w:num>
+  <w:num w:numId="10" w16cid:durableId="1868449447">
+    <w:abstractNumId w:val="1"/>
+  </w:num>
+  <w:num w:numId="11" w16cid:durableId="605231148">
+    <w:abstractNumId w:val="15"/>
+  </w:num>
+  <w:num w:numId="12" w16cid:durableId="581641736">
+    <w:abstractNumId w:val="2"/>
+  </w:num>
+  <w:num w:numId="13" w16cid:durableId="2087065528">
+    <w:abstractNumId w:val="6"/>
+  </w:num>
+  <w:num w:numId="14" w16cid:durableId="1905216192">
+    <w:abstractNumId w:val="12"/>
+  </w:num>
+  <w:num w:numId="15" w16cid:durableId="361323448">
+    <w:abstractNumId w:val="14"/>
+  </w:num>
+  <w:num w:numId="16" w16cid:durableId="2142116103">
+    <w:abstractNumId w:val="10"/>
   </w:num>
 </w:numbering>
 </file>
@@ -1190,7 +3934,6 @@
     <w:next w:val="Normal"/>
     <w:link w:val="Heading2Char"/>
     <w:uiPriority w:val="9"/>
-    <w:semiHidden/>
     <w:unhideWhenUsed/>
     <w:qFormat/>
     <w:rsid w:val="00E46E3C"/>
@@ -1365,7 +4108,6 @@
   <w:style w:type="character" w:default="1" w:styleId="DefaultParagraphFont">
     <w:name w:val="Default Paragraph Font"/>
     <w:uiPriority w:val="1"/>
-    <w:semiHidden/>
     <w:unhideWhenUsed/>
   </w:style>
   <w:style w:type="table" w:default="1" w:styleId="TableNormal">
@@ -1407,7 +4149,6 @@
     <w:basedOn w:val="DefaultParagraphFont"/>
     <w:link w:val="Heading2"/>
     <w:uiPriority w:val="9"/>
-    <w:semiHidden/>
     <w:rsid w:val="00E46E3C"/>
     <w:rPr>
       <w:rFonts w:asciiTheme="majorHAnsi" w:eastAsiaTheme="majorEastAsia" w:hAnsiTheme="majorHAnsi" w:cstheme="majorBidi"/>
@@ -1773,6 +4514,35 @@
       <w:shd w:val="clear" w:color="auto" w:fill="E1DFDD"/>
     </w:rPr>
   </w:style>
+  <w:style w:type="paragraph" w:styleId="NoSpacing">
+    <w:name w:val="No Spacing"/>
+    <w:uiPriority w:val="1"/>
+    <w:qFormat/>
+    <w:rsid w:val="00292E8A"/>
+    <w:pPr>
+      <w:spacing w:after="0" w:line="240" w:lineRule="auto"/>
+    </w:pPr>
+    <w:rPr>
+      <w:rFonts w:eastAsiaTheme="minorEastAsia"/>
+      <w:kern w:val="0"/>
+      <w:sz w:val="22"/>
+      <w:szCs w:val="22"/>
+      <w14:ligatures w14:val="none"/>
+    </w:rPr>
+  </w:style>
+  <w:style w:type="paragraph" w:styleId="NormalWeb">
+    <w:name w:val="Normal (Web)"/>
+    <w:basedOn w:val="Normal"/>
+    <w:uiPriority w:val="99"/>
+    <w:semiHidden/>
+    <w:unhideWhenUsed/>
+    <w:rsid w:val="00337C8A"/>
+    <w:rPr>
+      <w:rFonts w:ascii="Times New Roman" w:hAnsi="Times New Roman" w:cs="Times New Roman"/>
+      <w:sz w:val="24"/>
+      <w:szCs w:val="24"/>
+    </w:rPr>
+  </w:style>
 </w:styles>
 </file>
 
